--- a/templets/semester - Temp - En - D - SBS.docx
+++ b/templets/semester - Temp - En - D - SBS.docx
@@ -24,13 +24,13 @@
         <mc:AlternateContent>
           <mc:Choice Requires="wps">
             <w:drawing>
-              <wp:anchor distT="0" distB="0" distL="114300" distR="114300" simplePos="0" relativeHeight="251659264" behindDoc="0" locked="0" layoutInCell="1" allowOverlap="1" wp14:anchorId="6AB004C9" wp14:editId="6054E618">
+              <wp:anchor distT="0" distB="0" distL="114300" distR="114300" simplePos="0" relativeHeight="251659264" behindDoc="0" locked="0" layoutInCell="1" allowOverlap="1" wp14:anchorId="6AB004C9" wp14:editId="33DB7651">
                 <wp:simplePos x="0" y="0"/>
                 <wp:positionH relativeFrom="column">
-                  <wp:posOffset>371475</wp:posOffset>
+                  <wp:posOffset>5228392</wp:posOffset>
                 </wp:positionH>
                 <wp:positionV relativeFrom="paragraph">
-                  <wp:posOffset>-708660</wp:posOffset>
+                  <wp:posOffset>-850867</wp:posOffset>
                 </wp:positionV>
                 <wp:extent cx="1076325" cy="1228725"/>
                 <wp:effectExtent l="0" t="0" r="28575" b="28575"/>
@@ -88,7 +88,7 @@
           </mc:Choice>
           <mc:Fallback>
             <w:pict>
-              <v:rect w14:anchorId="3D089C76" id="Rectangle 1" o:spid="_x0000_s1026" style="position:absolute;margin-left:29.25pt;margin-top:-55.8pt;width:84.75pt;height:96.75pt;z-index:251659264;visibility:visible;mso-wrap-style:square;mso-wrap-distance-left:9pt;mso-wrap-distance-top:0;mso-wrap-distance-right:9pt;mso-wrap-distance-bottom:0;mso-position-horizontal:absolute;mso-position-horizontal-relative:text;mso-position-vertical:absolute;mso-position-vertical-relative:text;v-text-anchor:middle" o:gfxdata="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" filled="f" strokecolor="black [3200]">
+              <v:rect w14:anchorId="074BCC88" id="Rectangle 1" o:spid="_x0000_s1026" style="position:absolute;margin-left:411.7pt;margin-top:-67pt;width:84.75pt;height:96.75pt;z-index:251659264;visibility:visible;mso-wrap-style:square;mso-wrap-distance-left:9pt;mso-wrap-distance-top:0;mso-wrap-distance-right:9pt;mso-wrap-distance-bottom:0;mso-position-horizontal:absolute;mso-position-horizontal-relative:text;mso-position-vertical:absolute;mso-position-vertical-relative:text;v-text-anchor:middle" o:gfxdata="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" filled="f" strokecolor="black [3200]">
                 <v:stroke joinstyle="round"/>
               </v:rect>
             </w:pict>
@@ -121,7 +121,7 @@
     <w:tbl>
       <w:tblPr>
         <w:tblStyle w:val="TableGrid"/>
-        <w:tblW w:w="5000" w:type="pct"/>
+        <w:tblW w:w="0" w:type="auto"/>
         <w:tblBorders>
           <w:top w:val="none" w:sz="0" w:space="0" w:color="auto"/>
           <w:left w:val="none" w:sz="0" w:space="0" w:color="auto"/>
@@ -130,29 +130,25 @@
           <w:insideH w:val="none" w:sz="0" w:space="0" w:color="auto"/>
           <w:insideV w:val="none" w:sz="0" w:space="0" w:color="auto"/>
         </w:tblBorders>
-        <w:tblLayout w:type="fixed"/>
         <w:tblLook w:val="04A0" w:firstRow="1" w:lastRow="0" w:firstColumn="1" w:lastColumn="0" w:noHBand="0" w:noVBand="1"/>
       </w:tblPr>
       <w:tblGrid>
-        <w:gridCol w:w="3517"/>
-        <w:gridCol w:w="3288"/>
-        <w:gridCol w:w="1842"/>
-        <w:gridCol w:w="1819"/>
+        <w:gridCol w:w="2778"/>
+        <w:gridCol w:w="3308"/>
+        <w:gridCol w:w="2520"/>
+        <w:gridCol w:w="1860"/>
       </w:tblGrid>
       <w:tr>
-        <w:trPr>
-          <w:trHeight w:val="477"/>
-        </w:trPr>
         <w:tc>
           <w:tcPr>
-            <w:tcW w:w="3251" w:type="pct"/>
+            <w:tcW w:w="0" w:type="auto"/>
             <w:gridSpan w:val="2"/>
           </w:tcPr>
           <w:p>
             <w:pPr>
               <w:keepNext/>
               <w:bidi w:val="0"/>
-              <w:spacing w:line="240" w:lineRule="auto"/>
+              <w:spacing w:after="0" w:line="240" w:lineRule="auto"/>
               <w:rPr>
                 <w:rFonts w:cs="PT Bold Heading"/>
                 <w:sz w:val="20"/>
@@ -175,13 +171,13 @@
         </w:tc>
         <w:tc>
           <w:tcPr>
-            <w:tcW w:w="880" w:type="pct"/>
+            <w:tcW w:w="2383" w:type="dxa"/>
           </w:tcPr>
           <w:p>
             <w:pPr>
               <w:keepNext/>
               <w:bidi w:val="0"/>
-              <w:spacing w:line="240" w:lineRule="auto"/>
+              <w:spacing w:after="0" w:line="240" w:lineRule="auto"/>
               <w:rPr>
                 <w:rFonts w:cs="PT Bold Heading"/>
                 <w:sz w:val="20"/>
@@ -193,13 +189,13 @@
         </w:tc>
         <w:tc>
           <w:tcPr>
-            <w:tcW w:w="869" w:type="pct"/>
+            <w:tcW w:w="1997" w:type="dxa"/>
           </w:tcPr>
           <w:p>
             <w:pPr>
               <w:keepNext/>
               <w:bidi w:val="0"/>
-              <w:spacing w:line="240" w:lineRule="auto"/>
+              <w:spacing w:after="0" w:line="240" w:lineRule="auto"/>
               <w:rPr>
                 <w:rFonts w:cs="PT Bold Heading"/>
                 <w:sz w:val="20"/>
@@ -211,19 +207,16 @@
         </w:tc>
       </w:tr>
       <w:tr>
-        <w:trPr>
-          <w:trHeight w:val="477"/>
-        </w:trPr>
         <w:tc>
           <w:tcPr>
-            <w:tcW w:w="3251" w:type="pct"/>
+            <w:tcW w:w="0" w:type="auto"/>
             <w:gridSpan w:val="2"/>
           </w:tcPr>
           <w:p>
             <w:pPr>
               <w:keepNext/>
               <w:bidi w:val="0"/>
-              <w:spacing w:line="240" w:lineRule="auto"/>
+              <w:spacing w:after="0" w:line="240" w:lineRule="auto"/>
               <w:rPr>
                 <w:rFonts w:cs="PT Bold Heading"/>
                 <w:sz w:val="20"/>
@@ -238,14 +231,14 @@
         </w:tc>
         <w:tc>
           <w:tcPr>
-            <w:tcW w:w="1749" w:type="pct"/>
+            <w:tcW w:w="0" w:type="auto"/>
             <w:gridSpan w:val="2"/>
           </w:tcPr>
           <w:p>
             <w:pPr>
               <w:keepNext/>
               <w:bidi w:val="0"/>
-              <w:spacing w:line="240" w:lineRule="auto"/>
+              <w:spacing w:after="0" w:line="240" w:lineRule="auto"/>
               <w:rPr>
                 <w:rFonts w:cs="PT Bold Heading"/>
                 <w:sz w:val="20"/>
@@ -260,18 +253,15 @@
         </w:tc>
       </w:tr>
       <w:tr>
-        <w:trPr>
-          <w:trHeight w:val="477"/>
-        </w:trPr>
         <w:tc>
           <w:tcPr>
-            <w:tcW w:w="1680" w:type="pct"/>
+            <w:tcW w:w="0" w:type="auto"/>
           </w:tcPr>
           <w:p>
             <w:pPr>
               <w:keepNext/>
               <w:bidi w:val="0"/>
-              <w:spacing w:line="240" w:lineRule="auto"/>
+              <w:spacing w:after="0" w:line="240" w:lineRule="auto"/>
               <w:rPr>
                 <w:rFonts w:cs="PT Bold Heading"/>
                 <w:b/>
@@ -296,13 +286,64 @@
         </w:tc>
         <w:tc>
           <w:tcPr>
-            <w:tcW w:w="1571" w:type="pct"/>
+            <w:tcW w:w="5691" w:type="dxa"/>
+            <w:gridSpan w:val="2"/>
           </w:tcPr>
           <w:p>
             <w:pPr>
               <w:keepNext/>
               <w:bidi w:val="0"/>
-              <w:spacing w:line="240" w:lineRule="auto"/>
+              <w:spacing w:after="0" w:line="240" w:lineRule="auto"/>
+              <w:rPr>
+                <w:rFonts w:cs="PT Bold Heading"/>
+                <w:sz w:val="20"/>
+                <w:szCs w:val="20"/>
+                <w:lang w:bidi="ar-IQ"/>
+              </w:rPr>
+            </w:pPr>
+            <w:r>
+              <w:t>Department: {{</w:t>
+            </w:r>
+            <w:proofErr w:type="spellStart"/>
+            <w:r>
+              <w:t>department_id</w:t>
+            </w:r>
+            <w:proofErr w:type="spellEnd"/>
+            <w:r>
+              <w:t>}}</w:t>
+            </w:r>
+          </w:p>
+        </w:tc>
+        <w:tc>
+          <w:tcPr>
+            <w:tcW w:w="1997" w:type="dxa"/>
+          </w:tcPr>
+          <w:p>
+            <w:pPr>
+              <w:keepNext/>
+              <w:bidi w:val="0"/>
+              <w:spacing w:after="0" w:line="240" w:lineRule="auto"/>
+              <w:rPr>
+                <w:rFonts w:cs="PT Bold Heading"/>
+                <w:sz w:val="20"/>
+                <w:szCs w:val="20"/>
+                <w:lang w:bidi="ar-IQ"/>
+              </w:rPr>
+            </w:pPr>
+          </w:p>
+        </w:tc>
+      </w:tr>
+      <w:tr>
+        <w:tc>
+          <w:tcPr>
+            <w:tcW w:w="0" w:type="auto"/>
+            <w:gridSpan w:val="2"/>
+          </w:tcPr>
+          <w:p>
+            <w:pPr>
+              <w:keepNext/>
+              <w:bidi w:val="0"/>
+              <w:spacing w:after="0" w:line="240" w:lineRule="auto"/>
               <w:rPr>
                 <w:rFonts w:cs="PT Bold Heading"/>
                 <w:b/>
@@ -313,69 +354,51 @@
               </w:rPr>
             </w:pPr>
             <w:r>
-              <w:t>Department: {{</w:t>
-            </w:r>
-            <w:proofErr w:type="spellStart"/>
-            <w:r>
-              <w:t>department_id</w:t>
-            </w:r>
-            <w:proofErr w:type="spellEnd"/>
-            <w:r>
-              <w:t>}}</w:t>
+              <w:t>Degree: Bachelor of Science in Information Technology</w:t>
             </w:r>
           </w:p>
         </w:tc>
         <w:tc>
           <w:tcPr>
-            <w:tcW w:w="880" w:type="pct"/>
-          </w:tcPr>
-          <w:p>
-            <w:pPr>
-              <w:keepNext/>
-              <w:bidi w:val="0"/>
-              <w:spacing w:line="240" w:lineRule="auto"/>
-              <w:rPr>
-                <w:rFonts w:cs="PT Bold Heading"/>
-                <w:sz w:val="20"/>
-                <w:szCs w:val="20"/>
-                <w:lang w:bidi="ar-IQ"/>
-              </w:rPr>
-            </w:pPr>
-          </w:p>
-        </w:tc>
-        <w:tc>
-          <w:tcPr>
-            <w:tcW w:w="869" w:type="pct"/>
-          </w:tcPr>
-          <w:p>
-            <w:pPr>
-              <w:keepNext/>
-              <w:bidi w:val="0"/>
-              <w:spacing w:line="240" w:lineRule="auto"/>
-              <w:rPr>
-                <w:rFonts w:cs="PT Bold Heading"/>
-                <w:sz w:val="20"/>
-                <w:szCs w:val="20"/>
-                <w:lang w:bidi="ar-IQ"/>
-              </w:rPr>
-            </w:pPr>
-          </w:p>
-        </w:tc>
-      </w:tr>
-      <w:tr>
-        <w:trPr>
-          <w:trHeight w:val="464"/>
-        </w:trPr>
-        <w:tc>
-          <w:tcPr>
-            <w:tcW w:w="3251" w:type="pct"/>
+            <w:tcW w:w="0" w:type="auto"/>
             <w:gridSpan w:val="2"/>
           </w:tcPr>
           <w:p>
             <w:pPr>
               <w:keepNext/>
               <w:bidi w:val="0"/>
-              <w:spacing w:line="240" w:lineRule="auto"/>
+              <w:spacing w:after="0" w:line="240" w:lineRule="auto"/>
+              <w:rPr>
+                <w:rFonts w:cs="PT Bold Heading"/>
+                <w:sz w:val="20"/>
+                <w:szCs w:val="20"/>
+                <w:lang w:bidi="ar-IQ"/>
+              </w:rPr>
+            </w:pPr>
+            <w:r>
+              <w:t>Study: {{</w:t>
+            </w:r>
+            <w:proofErr w:type="spellStart"/>
+            <w:r>
+              <w:t>study_type</w:t>
+            </w:r>
+            <w:proofErr w:type="spellEnd"/>
+            <w:r>
+              <w:t>}}</w:t>
+            </w:r>
+          </w:p>
+        </w:tc>
+      </w:tr>
+      <w:tr>
+        <w:tc>
+          <w:tcPr>
+            <w:tcW w:w="0" w:type="auto"/>
+          </w:tcPr>
+          <w:p>
+            <w:pPr>
+              <w:keepNext/>
+              <w:bidi w:val="0"/>
+              <w:spacing w:after="0" w:line="240" w:lineRule="auto"/>
               <w:rPr>
                 <w:rFonts w:cs="PT Bold Heading"/>
                 <w:b/>
@@ -386,54 +409,27 @@
               </w:rPr>
             </w:pPr>
             <w:r>
-              <w:t>Degree: Bachelor of Science in Information Technology</w:t>
+              <w:t>Date of Graduation: {{</w:t>
+            </w:r>
+            <w:proofErr w:type="spellStart"/>
+            <w:r>
+              <w:t>graduation_date</w:t>
+            </w:r>
+            <w:proofErr w:type="spellEnd"/>
+            <w:r>
+              <w:t>}}</w:t>
             </w:r>
           </w:p>
         </w:tc>
         <w:tc>
           <w:tcPr>
-            <w:tcW w:w="1749" w:type="pct"/>
-            <w:gridSpan w:val="2"/>
+            <w:tcW w:w="0" w:type="auto"/>
           </w:tcPr>
           <w:p>
             <w:pPr>
               <w:keepNext/>
               <w:bidi w:val="0"/>
-              <w:spacing w:line="240" w:lineRule="auto"/>
-              <w:rPr>
-                <w:rFonts w:cs="PT Bold Heading"/>
-                <w:sz w:val="20"/>
-                <w:szCs w:val="20"/>
-                <w:lang w:bidi="ar-IQ"/>
-              </w:rPr>
-            </w:pPr>
-            <w:r>
-              <w:t>Study: {{</w:t>
-            </w:r>
-            <w:proofErr w:type="spellStart"/>
-            <w:r>
-              <w:t>study_type</w:t>
-            </w:r>
-            <w:proofErr w:type="spellEnd"/>
-            <w:r>
-              <w:t>}}</w:t>
-            </w:r>
-          </w:p>
-        </w:tc>
-      </w:tr>
-      <w:tr>
-        <w:trPr>
-          <w:trHeight w:val="477"/>
-        </w:trPr>
-        <w:tc>
-          <w:tcPr>
-            <w:tcW w:w="1680" w:type="pct"/>
-          </w:tcPr>
-          <w:p>
-            <w:pPr>
-              <w:keepNext/>
-              <w:bidi w:val="0"/>
-              <w:spacing w:line="240" w:lineRule="auto"/>
+              <w:spacing w:after="0" w:line="240" w:lineRule="auto"/>
               <w:rPr>
                 <w:rFonts w:cs="PT Bold Heading"/>
                 <w:b/>
@@ -444,11 +440,11 @@
               </w:rPr>
             </w:pPr>
             <w:r>
-              <w:t>Date of Graduation: {{</w:t>
+              <w:t>Semester:{{</w:t>
             </w:r>
             <w:proofErr w:type="spellStart"/>
             <w:r>
-              <w:t>graduation_date</w:t>
+              <w:t>graduation_semester</w:t>
             </w:r>
             <w:proofErr w:type="spellEnd"/>
             <w:r>
@@ -458,13 +454,13 @@
         </w:tc>
         <w:tc>
           <w:tcPr>
-            <w:tcW w:w="1571" w:type="pct"/>
+            <w:tcW w:w="2383" w:type="dxa"/>
           </w:tcPr>
           <w:p>
             <w:pPr>
               <w:keepNext/>
               <w:bidi w:val="0"/>
-              <w:spacing w:line="240" w:lineRule="auto"/>
+              <w:spacing w:after="0" w:line="240" w:lineRule="auto"/>
               <w:rPr>
                 <w:rFonts w:cs="PT Bold Heading"/>
                 <w:b/>
@@ -474,61 +470,20 @@
                 <w:lang w:bidi="ar-IQ"/>
               </w:rPr>
             </w:pPr>
-            <w:proofErr w:type="gramStart"/>
-            <w:r>
-              <w:t>Semester:{</w:t>
-            </w:r>
-            <w:proofErr w:type="gramEnd"/>
-            <w:r>
-              <w:t>{</w:t>
-            </w:r>
-            <w:proofErr w:type="spellStart"/>
-            <w:r>
-              <w:t>graduation_semester</w:t>
-            </w:r>
-            <w:proofErr w:type="spellEnd"/>
-            <w:r>
-              <w:t>}}</w:t>
+            <w:r>
+              <w:t>Average:{{average}}</w:t>
             </w:r>
           </w:p>
         </w:tc>
         <w:tc>
           <w:tcPr>
-            <w:tcW w:w="880" w:type="pct"/>
+            <w:tcW w:w="1997" w:type="dxa"/>
           </w:tcPr>
           <w:p>
             <w:pPr>
               <w:keepNext/>
               <w:bidi w:val="0"/>
-              <w:spacing w:line="240" w:lineRule="auto"/>
-              <w:rPr>
-                <w:rFonts w:cs="PT Bold Heading"/>
-                <w:b/>
-                <w:bCs/>
-                <w:sz w:val="20"/>
-                <w:szCs w:val="20"/>
-                <w:lang w:bidi="ar-IQ"/>
-              </w:rPr>
-            </w:pPr>
-            <w:proofErr w:type="gramStart"/>
-            <w:r>
-              <w:t>Average:{</w:t>
-            </w:r>
-            <w:proofErr w:type="gramEnd"/>
-            <w:r>
-              <w:t>{average}}</w:t>
-            </w:r>
-          </w:p>
-        </w:tc>
-        <w:tc>
-          <w:tcPr>
-            <w:tcW w:w="869" w:type="pct"/>
-          </w:tcPr>
-          <w:p>
-            <w:pPr>
-              <w:keepNext/>
-              <w:bidi w:val="0"/>
-              <w:spacing w:line="240" w:lineRule="auto"/>
+              <w:spacing w:after="0" w:line="240" w:lineRule="auto"/>
               <w:rPr>
                 <w:rFonts w:cs="PT Bold Heading"/>
                 <w:sz w:val="20"/>
@@ -543,12 +498,9 @@
         </w:tc>
       </w:tr>
       <w:tr>
-        <w:trPr>
-          <w:trHeight w:val="340"/>
-        </w:trPr>
         <w:tc>
           <w:tcPr>
-            <w:tcW w:w="5000" w:type="pct"/>
+            <w:tcW w:w="0" w:type="auto"/>
             <w:gridSpan w:val="4"/>
             <w:vAlign w:val="center"/>
           </w:tcPr>
@@ -579,12 +531,9 @@
         </w:tc>
       </w:tr>
       <w:tr>
-        <w:trPr>
-          <w:trHeight w:val="340"/>
-        </w:trPr>
         <w:tc>
           <w:tcPr>
-            <w:tcW w:w="1680" w:type="pct"/>
+            <w:tcW w:w="0" w:type="auto"/>
             <w:vAlign w:val="center"/>
           </w:tcPr>
           <w:p>
@@ -613,7 +562,7 @@
         </w:tc>
         <w:tc>
           <w:tcPr>
-            <w:tcW w:w="1571" w:type="pct"/>
+            <w:tcW w:w="0" w:type="auto"/>
             <w:vAlign w:val="center"/>
           </w:tcPr>
           <w:p>
@@ -643,7 +592,7 @@
         </w:tc>
         <w:tc>
           <w:tcPr>
-            <w:tcW w:w="1749" w:type="pct"/>
+            <w:tcW w:w="0" w:type="auto"/>
             <w:gridSpan w:val="2"/>
             <w:vAlign w:val="center"/>
           </w:tcPr>
@@ -673,12 +622,9 @@
         </w:tc>
       </w:tr>
       <w:tr>
-        <w:trPr>
-          <w:trHeight w:val="340"/>
-        </w:trPr>
         <w:tc>
           <w:tcPr>
-            <w:tcW w:w="5000" w:type="pct"/>
+            <w:tcW w:w="0" w:type="auto"/>
             <w:gridSpan w:val="4"/>
             <w:vAlign w:val="center"/>
           </w:tcPr>
@@ -707,13 +653,22 @@
         <w:bidi w:val="0"/>
         <w:spacing w:after="0" w:line="240" w:lineRule="auto"/>
         <w:rPr>
-          <w:rFonts w:cs="PT Bold Heading"/>
+          <w:rFonts w:asciiTheme="majorBidi" w:hAnsiTheme="majorBidi" w:cstheme="majorBidi"/>
+          <w:b/>
+          <w:bCs/>
+          <w:sz w:val="18"/>
+          <w:szCs w:val="18"/>
+          <w:lang w:bidi="ar-IQ"/>
+        </w:rPr>
+      </w:pPr>
+      <w:r>
+        <w:rPr>
+          <w:rFonts w:asciiTheme="majorBidi" w:hAnsiTheme="majorBidi" w:cstheme="majorBidi"/>
+          <w:b/>
+          <w:bCs/>
           <w:sz w:val="20"/>
           <w:szCs w:val="20"/>
-          <w:lang w:bidi="ar-IQ"/>
         </w:rPr>
-      </w:pPr>
-      <w:r>
         <w:t>Note: more information is on the back of the paper.</w:t>
       </w:r>
     </w:p>
@@ -723,16 +678,32 @@
         <w:bidi w:val="0"/>
         <w:spacing w:after="0" w:line="240" w:lineRule="auto"/>
         <w:rPr>
-          <w:rFonts w:cs="PT Bold Heading"/>
+          <w:rFonts w:asciiTheme="majorBidi" w:hAnsiTheme="majorBidi" w:cstheme="majorBidi"/>
+          <w:b/>
+          <w:bCs/>
+          <w:sz w:val="18"/>
+          <w:szCs w:val="18"/>
+          <w:lang w:bidi="ar-IQ"/>
+        </w:rPr>
+      </w:pPr>
+      <w:r>
+        <w:rPr>
+          <w:rFonts w:asciiTheme="majorBidi" w:hAnsiTheme="majorBidi" w:cstheme="majorBidi"/>
+          <w:b/>
+          <w:bCs/>
           <w:sz w:val="20"/>
           <w:szCs w:val="20"/>
-          <w:lang w:bidi="ar-IQ"/>
         </w:rPr>
-      </w:pPr>
-      <w:r>
         <w:t>Below</w:t>
       </w:r>
       <w:r>
+        <w:rPr>
+          <w:rFonts w:asciiTheme="majorBidi" w:hAnsiTheme="majorBidi" w:cstheme="majorBidi"/>
+          <w:b/>
+          <w:bCs/>
+          <w:sz w:val="20"/>
+          <w:szCs w:val="20"/>
+        </w:rPr>
         <w:t xml:space="preserve"> is the official transcript of the subjects and marks achieved during the years of study. </w:t>
       </w:r>
     </w:p>
@@ -785,21 +756,36 @@
               <w:keepLines/>
               <w:bidi w:val="0"/>
               <w:spacing w:after="0"/>
+              <w:rPr>
+                <w:rFonts w:asciiTheme="majorBidi" w:hAnsiTheme="majorBidi" w:cstheme="majorBidi"/>
+                <w:sz w:val="18"/>
+                <w:szCs w:val="18"/>
+              </w:rPr>
             </w:pPr>
             <w:r>
+              <w:rPr>
+                <w:rFonts w:asciiTheme="majorBidi" w:hAnsiTheme="majorBidi" w:cstheme="majorBidi"/>
+                <w:sz w:val="18"/>
+                <w:szCs w:val="18"/>
+              </w:rPr>
               <w:t>{{</w:t>
             </w:r>
             <w:proofErr w:type="spellStart"/>
-            <w:proofErr w:type="gramStart"/>
-            <w:r>
-              <w:t>pair.left</w:t>
-            </w:r>
-            <w:proofErr w:type="gramEnd"/>
-            <w:r>
-              <w:t>_label</w:t>
+            <w:r>
+              <w:rPr>
+                <w:rFonts w:asciiTheme="majorBidi" w:hAnsiTheme="majorBidi" w:cstheme="majorBidi"/>
+                <w:sz w:val="18"/>
+                <w:szCs w:val="18"/>
+              </w:rPr>
+              <w:t>pair.left_label</w:t>
             </w:r>
             <w:proofErr w:type="spellEnd"/>
             <w:r>
+              <w:rPr>
+                <w:rFonts w:asciiTheme="majorBidi" w:hAnsiTheme="majorBidi" w:cstheme="majorBidi"/>
+                <w:sz w:val="18"/>
+                <w:szCs w:val="18"/>
+              </w:rPr>
               <w:t>}}</w:t>
             </w:r>
           </w:p>
@@ -815,21 +801,36 @@
               <w:keepLines/>
               <w:bidi w:val="0"/>
               <w:spacing w:after="0"/>
+              <w:rPr>
+                <w:rFonts w:asciiTheme="majorBidi" w:hAnsiTheme="majorBidi" w:cstheme="majorBidi"/>
+                <w:sz w:val="18"/>
+                <w:szCs w:val="18"/>
+              </w:rPr>
             </w:pPr>
             <w:r>
+              <w:rPr>
+                <w:rFonts w:asciiTheme="majorBidi" w:hAnsiTheme="majorBidi" w:cstheme="majorBidi"/>
+                <w:sz w:val="18"/>
+                <w:szCs w:val="18"/>
+              </w:rPr>
               <w:t>{{</w:t>
             </w:r>
             <w:proofErr w:type="spellStart"/>
-            <w:proofErr w:type="gramStart"/>
-            <w:r>
-              <w:t>pair.right</w:t>
-            </w:r>
-            <w:proofErr w:type="gramEnd"/>
-            <w:r>
-              <w:t>_label</w:t>
+            <w:r>
+              <w:rPr>
+                <w:rFonts w:asciiTheme="majorBidi" w:hAnsiTheme="majorBidi" w:cstheme="majorBidi"/>
+                <w:sz w:val="18"/>
+                <w:szCs w:val="18"/>
+              </w:rPr>
+              <w:t>pair.right_label</w:t>
             </w:r>
             <w:proofErr w:type="spellEnd"/>
             <w:r>
+              <w:rPr>
+                <w:rFonts w:asciiTheme="majorBidi" w:hAnsiTheme="majorBidi" w:cstheme="majorBidi"/>
+                <w:sz w:val="18"/>
+                <w:szCs w:val="18"/>
+              </w:rPr>
               <w:t>}}</w:t>
             </w:r>
           </w:p>
@@ -849,8 +850,18 @@
               <w:keepLines/>
               <w:bidi w:val="0"/>
               <w:spacing w:after="0"/>
+              <w:rPr>
+                <w:rFonts w:asciiTheme="majorBidi" w:hAnsiTheme="majorBidi" w:cstheme="majorBidi"/>
+                <w:sz w:val="18"/>
+                <w:szCs w:val="18"/>
+              </w:rPr>
             </w:pPr>
             <w:r>
+              <w:rPr>
+                <w:rFonts w:asciiTheme="majorBidi" w:hAnsiTheme="majorBidi" w:cstheme="majorBidi"/>
+                <w:sz w:val="18"/>
+                <w:szCs w:val="18"/>
+              </w:rPr>
               <w:t>Subject</w:t>
             </w:r>
           </w:p>
@@ -865,8 +876,18 @@
               <w:keepLines/>
               <w:bidi w:val="0"/>
               <w:spacing w:after="0"/>
+              <w:rPr>
+                <w:rFonts w:asciiTheme="majorBidi" w:hAnsiTheme="majorBidi" w:cstheme="majorBidi"/>
+                <w:sz w:val="18"/>
+                <w:szCs w:val="18"/>
+              </w:rPr>
             </w:pPr>
             <w:r>
+              <w:rPr>
+                <w:rFonts w:asciiTheme="majorBidi" w:hAnsiTheme="majorBidi" w:cstheme="majorBidi"/>
+                <w:sz w:val="18"/>
+                <w:szCs w:val="18"/>
+              </w:rPr>
               <w:t>Mark</w:t>
             </w:r>
           </w:p>
@@ -881,8 +902,18 @@
               <w:keepLines/>
               <w:bidi w:val="0"/>
               <w:spacing w:after="0"/>
+              <w:rPr>
+                <w:rFonts w:asciiTheme="majorBidi" w:hAnsiTheme="majorBidi" w:cstheme="majorBidi"/>
+                <w:sz w:val="18"/>
+                <w:szCs w:val="18"/>
+              </w:rPr>
             </w:pPr>
             <w:r>
+              <w:rPr>
+                <w:rFonts w:asciiTheme="majorBidi" w:hAnsiTheme="majorBidi" w:cstheme="majorBidi"/>
+                <w:sz w:val="18"/>
+                <w:szCs w:val="18"/>
+              </w:rPr>
               <w:t>Unit</w:t>
             </w:r>
           </w:p>
@@ -897,8 +928,18 @@
               <w:keepLines/>
               <w:bidi w:val="0"/>
               <w:spacing w:after="0"/>
+              <w:rPr>
+                <w:rFonts w:asciiTheme="majorBidi" w:hAnsiTheme="majorBidi" w:cstheme="majorBidi"/>
+                <w:sz w:val="18"/>
+                <w:szCs w:val="18"/>
+              </w:rPr>
             </w:pPr>
             <w:r>
+              <w:rPr>
+                <w:rFonts w:asciiTheme="majorBidi" w:hAnsiTheme="majorBidi" w:cstheme="majorBidi"/>
+                <w:sz w:val="18"/>
+                <w:szCs w:val="18"/>
+              </w:rPr>
               <w:t>Subject</w:t>
             </w:r>
           </w:p>
@@ -913,8 +954,18 @@
               <w:keepLines/>
               <w:bidi w:val="0"/>
               <w:spacing w:after="0"/>
+              <w:rPr>
+                <w:rFonts w:asciiTheme="majorBidi" w:hAnsiTheme="majorBidi" w:cstheme="majorBidi"/>
+                <w:sz w:val="18"/>
+                <w:szCs w:val="18"/>
+              </w:rPr>
             </w:pPr>
             <w:r>
+              <w:rPr>
+                <w:rFonts w:asciiTheme="majorBidi" w:hAnsiTheme="majorBidi" w:cstheme="majorBidi"/>
+                <w:sz w:val="18"/>
+                <w:szCs w:val="18"/>
+              </w:rPr>
               <w:t>Mark</w:t>
             </w:r>
           </w:p>
@@ -929,8 +980,18 @@
               <w:keepLines/>
               <w:bidi w:val="0"/>
               <w:spacing w:after="0"/>
+              <w:rPr>
+                <w:rFonts w:asciiTheme="majorBidi" w:hAnsiTheme="majorBidi" w:cstheme="majorBidi"/>
+                <w:sz w:val="18"/>
+                <w:szCs w:val="18"/>
+              </w:rPr>
             </w:pPr>
             <w:r>
+              <w:rPr>
+                <w:rFonts w:asciiTheme="majorBidi" w:hAnsiTheme="majorBidi" w:cstheme="majorBidi"/>
+                <w:sz w:val="18"/>
+                <w:szCs w:val="18"/>
+              </w:rPr>
               <w:t>Unit</w:t>
             </w:r>
           </w:p>
@@ -951,18 +1012,36 @@
               <w:keepLines/>
               <w:bidi w:val="0"/>
               <w:spacing w:after="0"/>
+              <w:rPr>
+                <w:rFonts w:asciiTheme="majorBidi" w:hAnsiTheme="majorBidi" w:cstheme="majorBidi"/>
+                <w:sz w:val="18"/>
+                <w:szCs w:val="18"/>
+              </w:rPr>
             </w:pPr>
             <w:r>
+              <w:rPr>
+                <w:rFonts w:asciiTheme="majorBidi" w:hAnsiTheme="majorBidi" w:cstheme="majorBidi"/>
+                <w:sz w:val="18"/>
+                <w:szCs w:val="18"/>
+              </w:rPr>
               <w:t xml:space="preserve">{%tr for row in </w:t>
             </w:r>
             <w:proofErr w:type="spellStart"/>
-            <w:proofErr w:type="gramStart"/>
-            <w:r>
+            <w:r>
+              <w:rPr>
+                <w:rFonts w:asciiTheme="majorBidi" w:hAnsiTheme="majorBidi" w:cstheme="majorBidi"/>
+                <w:sz w:val="18"/>
+                <w:szCs w:val="18"/>
+              </w:rPr>
               <w:t>pair.rows</w:t>
             </w:r>
             <w:proofErr w:type="spellEnd"/>
-            <w:proofErr w:type="gramEnd"/>
-            <w:r>
+            <w:r>
+              <w:rPr>
+                <w:rFonts w:asciiTheme="majorBidi" w:hAnsiTheme="majorBidi" w:cstheme="majorBidi"/>
+                <w:sz w:val="18"/>
+                <w:szCs w:val="18"/>
+              </w:rPr>
               <w:t xml:space="preserve"> %}</w:t>
             </w:r>
           </w:p>
@@ -982,21 +1061,36 @@
               <w:keepLines/>
               <w:bidi w:val="0"/>
               <w:spacing w:after="0"/>
+              <w:rPr>
+                <w:rFonts w:asciiTheme="majorBidi" w:hAnsiTheme="majorBidi" w:cstheme="majorBidi"/>
+                <w:sz w:val="18"/>
+                <w:szCs w:val="18"/>
+              </w:rPr>
             </w:pPr>
             <w:r>
+              <w:rPr>
+                <w:rFonts w:asciiTheme="majorBidi" w:hAnsiTheme="majorBidi" w:cstheme="majorBidi"/>
+                <w:sz w:val="18"/>
+                <w:szCs w:val="18"/>
+              </w:rPr>
               <w:t>{{</w:t>
             </w:r>
             <w:proofErr w:type="spellStart"/>
-            <w:proofErr w:type="gramStart"/>
-            <w:r>
-              <w:t>row.left</w:t>
-            </w:r>
-            <w:proofErr w:type="gramEnd"/>
-            <w:r>
-              <w:t>_subj</w:t>
+            <w:r>
+              <w:rPr>
+                <w:rFonts w:asciiTheme="majorBidi" w:hAnsiTheme="majorBidi" w:cstheme="majorBidi"/>
+                <w:sz w:val="18"/>
+                <w:szCs w:val="18"/>
+              </w:rPr>
+              <w:t>row.left_subj</w:t>
             </w:r>
             <w:proofErr w:type="spellEnd"/>
             <w:r>
+              <w:rPr>
+                <w:rFonts w:asciiTheme="majorBidi" w:hAnsiTheme="majorBidi" w:cstheme="majorBidi"/>
+                <w:sz w:val="18"/>
+                <w:szCs w:val="18"/>
+              </w:rPr>
               <w:t>}}</w:t>
             </w:r>
           </w:p>
@@ -1011,21 +1105,36 @@
               <w:keepLines/>
               <w:bidi w:val="0"/>
               <w:spacing w:after="0"/>
+              <w:rPr>
+                <w:rFonts w:asciiTheme="majorBidi" w:hAnsiTheme="majorBidi" w:cstheme="majorBidi"/>
+                <w:sz w:val="18"/>
+                <w:szCs w:val="18"/>
+              </w:rPr>
             </w:pPr>
             <w:r>
+              <w:rPr>
+                <w:rFonts w:asciiTheme="majorBidi" w:hAnsiTheme="majorBidi" w:cstheme="majorBidi"/>
+                <w:sz w:val="18"/>
+                <w:szCs w:val="18"/>
+              </w:rPr>
               <w:t>{{</w:t>
             </w:r>
             <w:proofErr w:type="spellStart"/>
-            <w:proofErr w:type="gramStart"/>
-            <w:r>
-              <w:t>row.left</w:t>
-            </w:r>
-            <w:proofErr w:type="gramEnd"/>
-            <w:r>
-              <w:t>_mark</w:t>
+            <w:r>
+              <w:rPr>
+                <w:rFonts w:asciiTheme="majorBidi" w:hAnsiTheme="majorBidi" w:cstheme="majorBidi"/>
+                <w:sz w:val="18"/>
+                <w:szCs w:val="18"/>
+              </w:rPr>
+              <w:t>row.left_mark</w:t>
             </w:r>
             <w:proofErr w:type="spellEnd"/>
             <w:r>
+              <w:rPr>
+                <w:rFonts w:asciiTheme="majorBidi" w:hAnsiTheme="majorBidi" w:cstheme="majorBidi"/>
+                <w:sz w:val="18"/>
+                <w:szCs w:val="18"/>
+              </w:rPr>
               <w:t>}}</w:t>
             </w:r>
           </w:p>
@@ -1040,21 +1149,36 @@
               <w:keepLines/>
               <w:bidi w:val="0"/>
               <w:spacing w:after="0"/>
+              <w:rPr>
+                <w:rFonts w:asciiTheme="majorBidi" w:hAnsiTheme="majorBidi" w:cstheme="majorBidi"/>
+                <w:sz w:val="18"/>
+                <w:szCs w:val="18"/>
+              </w:rPr>
             </w:pPr>
             <w:r>
+              <w:rPr>
+                <w:rFonts w:asciiTheme="majorBidi" w:hAnsiTheme="majorBidi" w:cstheme="majorBidi"/>
+                <w:sz w:val="18"/>
+                <w:szCs w:val="18"/>
+              </w:rPr>
               <w:t>{{</w:t>
             </w:r>
             <w:proofErr w:type="spellStart"/>
-            <w:proofErr w:type="gramStart"/>
-            <w:r>
-              <w:t>row.left</w:t>
-            </w:r>
-            <w:proofErr w:type="gramEnd"/>
-            <w:r>
-              <w:t>_unit</w:t>
+            <w:r>
+              <w:rPr>
+                <w:rFonts w:asciiTheme="majorBidi" w:hAnsiTheme="majorBidi" w:cstheme="majorBidi"/>
+                <w:sz w:val="18"/>
+                <w:szCs w:val="18"/>
+              </w:rPr>
+              <w:t>row.left_unit</w:t>
             </w:r>
             <w:proofErr w:type="spellEnd"/>
             <w:r>
+              <w:rPr>
+                <w:rFonts w:asciiTheme="majorBidi" w:hAnsiTheme="majorBidi" w:cstheme="majorBidi"/>
+                <w:sz w:val="18"/>
+                <w:szCs w:val="18"/>
+              </w:rPr>
               <w:t>}}</w:t>
             </w:r>
           </w:p>
@@ -1069,21 +1193,36 @@
               <w:keepLines/>
               <w:bidi w:val="0"/>
               <w:spacing w:after="0"/>
+              <w:rPr>
+                <w:rFonts w:asciiTheme="majorBidi" w:hAnsiTheme="majorBidi" w:cstheme="majorBidi"/>
+                <w:sz w:val="18"/>
+                <w:szCs w:val="18"/>
+              </w:rPr>
             </w:pPr>
             <w:r>
+              <w:rPr>
+                <w:rFonts w:asciiTheme="majorBidi" w:hAnsiTheme="majorBidi" w:cstheme="majorBidi"/>
+                <w:sz w:val="18"/>
+                <w:szCs w:val="18"/>
+              </w:rPr>
               <w:t>{{</w:t>
             </w:r>
             <w:proofErr w:type="spellStart"/>
-            <w:proofErr w:type="gramStart"/>
-            <w:r>
-              <w:t>row.right</w:t>
-            </w:r>
-            <w:proofErr w:type="gramEnd"/>
-            <w:r>
-              <w:t>_subj</w:t>
+            <w:r>
+              <w:rPr>
+                <w:rFonts w:asciiTheme="majorBidi" w:hAnsiTheme="majorBidi" w:cstheme="majorBidi"/>
+                <w:sz w:val="18"/>
+                <w:szCs w:val="18"/>
+              </w:rPr>
+              <w:t>row.right_subj</w:t>
             </w:r>
             <w:proofErr w:type="spellEnd"/>
             <w:r>
+              <w:rPr>
+                <w:rFonts w:asciiTheme="majorBidi" w:hAnsiTheme="majorBidi" w:cstheme="majorBidi"/>
+                <w:sz w:val="18"/>
+                <w:szCs w:val="18"/>
+              </w:rPr>
               <w:t>}}</w:t>
             </w:r>
           </w:p>
@@ -1098,21 +1237,36 @@
               <w:keepLines/>
               <w:bidi w:val="0"/>
               <w:spacing w:after="0"/>
+              <w:rPr>
+                <w:rFonts w:asciiTheme="majorBidi" w:hAnsiTheme="majorBidi" w:cstheme="majorBidi"/>
+                <w:sz w:val="18"/>
+                <w:szCs w:val="18"/>
+              </w:rPr>
             </w:pPr>
             <w:r>
+              <w:rPr>
+                <w:rFonts w:asciiTheme="majorBidi" w:hAnsiTheme="majorBidi" w:cstheme="majorBidi"/>
+                <w:sz w:val="18"/>
+                <w:szCs w:val="18"/>
+              </w:rPr>
               <w:t>{{</w:t>
             </w:r>
             <w:proofErr w:type="spellStart"/>
-            <w:proofErr w:type="gramStart"/>
-            <w:r>
-              <w:t>row.right</w:t>
-            </w:r>
-            <w:proofErr w:type="gramEnd"/>
-            <w:r>
-              <w:t>_mark</w:t>
+            <w:r>
+              <w:rPr>
+                <w:rFonts w:asciiTheme="majorBidi" w:hAnsiTheme="majorBidi" w:cstheme="majorBidi"/>
+                <w:sz w:val="18"/>
+                <w:szCs w:val="18"/>
+              </w:rPr>
+              <w:t>row.right_mark</w:t>
             </w:r>
             <w:proofErr w:type="spellEnd"/>
             <w:r>
+              <w:rPr>
+                <w:rFonts w:asciiTheme="majorBidi" w:hAnsiTheme="majorBidi" w:cstheme="majorBidi"/>
+                <w:sz w:val="18"/>
+                <w:szCs w:val="18"/>
+              </w:rPr>
               <w:t>}}</w:t>
             </w:r>
           </w:p>
@@ -1127,21 +1281,36 @@
               <w:keepLines/>
               <w:bidi w:val="0"/>
               <w:spacing w:after="0"/>
+              <w:rPr>
+                <w:rFonts w:asciiTheme="majorBidi" w:hAnsiTheme="majorBidi" w:cstheme="majorBidi"/>
+                <w:sz w:val="18"/>
+                <w:szCs w:val="18"/>
+              </w:rPr>
             </w:pPr>
             <w:r>
+              <w:rPr>
+                <w:rFonts w:asciiTheme="majorBidi" w:hAnsiTheme="majorBidi" w:cstheme="majorBidi"/>
+                <w:sz w:val="18"/>
+                <w:szCs w:val="18"/>
+              </w:rPr>
               <w:t>{{</w:t>
             </w:r>
             <w:proofErr w:type="spellStart"/>
-            <w:proofErr w:type="gramStart"/>
-            <w:r>
-              <w:t>row.right</w:t>
-            </w:r>
-            <w:proofErr w:type="gramEnd"/>
-            <w:r>
-              <w:t>_unit</w:t>
+            <w:r>
+              <w:rPr>
+                <w:rFonts w:asciiTheme="majorBidi" w:hAnsiTheme="majorBidi" w:cstheme="majorBidi"/>
+                <w:sz w:val="18"/>
+                <w:szCs w:val="18"/>
+              </w:rPr>
+              <w:t>row.right_unit</w:t>
             </w:r>
             <w:proofErr w:type="spellEnd"/>
             <w:r>
+              <w:rPr>
+                <w:rFonts w:asciiTheme="majorBidi" w:hAnsiTheme="majorBidi" w:cstheme="majorBidi"/>
+                <w:sz w:val="18"/>
+                <w:szCs w:val="18"/>
+              </w:rPr>
               <w:t>}}</w:t>
             </w:r>
           </w:p>
@@ -1162,16 +1331,36 @@
               <w:keepLines/>
               <w:bidi w:val="0"/>
               <w:spacing w:after="0"/>
+              <w:rPr>
+                <w:rFonts w:asciiTheme="majorBidi" w:hAnsiTheme="majorBidi" w:cstheme="majorBidi"/>
+                <w:sz w:val="18"/>
+                <w:szCs w:val="18"/>
+              </w:rPr>
             </w:pPr>
             <w:r>
+              <w:rPr>
+                <w:rFonts w:asciiTheme="majorBidi" w:hAnsiTheme="majorBidi" w:cstheme="majorBidi"/>
+                <w:sz w:val="18"/>
+                <w:szCs w:val="18"/>
+              </w:rPr>
               <w:t xml:space="preserve">{%tr </w:t>
             </w:r>
             <w:proofErr w:type="spellStart"/>
             <w:r>
+              <w:rPr>
+                <w:rFonts w:asciiTheme="majorBidi" w:hAnsiTheme="majorBidi" w:cstheme="majorBidi"/>
+                <w:sz w:val="18"/>
+                <w:szCs w:val="18"/>
+              </w:rPr>
               <w:t>endfor</w:t>
             </w:r>
             <w:proofErr w:type="spellEnd"/>
             <w:r>
+              <w:rPr>
+                <w:rFonts w:asciiTheme="majorBidi" w:hAnsiTheme="majorBidi" w:cstheme="majorBidi"/>
+                <w:sz w:val="18"/>
+                <w:szCs w:val="18"/>
+              </w:rPr>
               <w:t xml:space="preserve"> %}</w:t>
             </w:r>
           </w:p>
@@ -1196,12 +1385,6 @@
       <w:r>
         <w:t xml:space="preserve"> %}</w:t>
       </w:r>
-    </w:p>
-    <w:p>
-      <w:pPr>
-        <w:bidi w:val="0"/>
-        <w:spacing w:line="240" w:lineRule="auto"/>
-      </w:pPr>
     </w:p>
     <w:p>
       <w:pPr>
@@ -1219,56 +1402,6 @@
     <w:p>
       <w:pPr>
         <w:bidi w:val="0"/>
-        <w:spacing w:line="240" w:lineRule="auto"/>
-        <w:rPr>
-          <w:rFonts w:cs="PT Bold Heading"/>
-          <w:sz w:val="20"/>
-          <w:szCs w:val="20"/>
-          <w:lang w:bidi="ar-IQ"/>
-        </w:rPr>
-      </w:pPr>
-    </w:p>
-    <w:p>
-      <w:pPr>
-        <w:bidi w:val="0"/>
-        <w:spacing w:line="240" w:lineRule="auto"/>
-        <w:rPr>
-          <w:rFonts w:cs="PT Bold Heading"/>
-          <w:sz w:val="20"/>
-          <w:szCs w:val="20"/>
-          <w:lang w:bidi="ar-IQ"/>
-        </w:rPr>
-      </w:pPr>
-    </w:p>
-    <w:p>
-      <w:pPr>
-        <w:bidi w:val="0"/>
-        <w:spacing w:line="240" w:lineRule="auto"/>
-        <w:rPr>
-          <w:rFonts w:cs="PT Bold Heading"/>
-          <w:sz w:val="20"/>
-          <w:szCs w:val="20"/>
-          <w:lang w:bidi="ar-IQ"/>
-        </w:rPr>
-      </w:pPr>
-    </w:p>
-    <w:p>
-      <w:pPr>
-        <w:bidi w:val="0"/>
-        <w:spacing w:after="0" w:line="240" w:lineRule="auto"/>
-        <w:rPr>
-          <w:rFonts w:cs="PT Bold Heading"/>
-          <w:b/>
-          <w:bCs/>
-          <w:sz w:val="20"/>
-          <w:szCs w:val="20"/>
-          <w:lang w:bidi="ar-IQ"/>
-        </w:rPr>
-      </w:pPr>
-    </w:p>
-    <w:p>
-      <w:pPr>
-        <w:bidi w:val="0"/>
         <w:rPr>
           <w:sz w:val="24"/>
           <w:szCs w:val="24"/>
@@ -1281,7 +1414,7 @@
       <w:tblPr>
         <w:tblStyle w:val="TableGrid"/>
         <w:bidiVisual/>
-        <w:tblW w:w="9900" w:type="dxa"/>
+        <w:tblW w:w="5000" w:type="pct"/>
         <w:jc w:val="right"/>
         <w:tblBorders>
           <w:top w:val="none" w:sz="0" w:space="0" w:color="auto"/>
@@ -1294,18 +1427,121 @@
         <w:tblLook w:val="04A0" w:firstRow="1" w:lastRow="0" w:firstColumn="1" w:lastColumn="0" w:noHBand="0" w:noVBand="1"/>
       </w:tblPr>
       <w:tblGrid>
-        <w:gridCol w:w="4506"/>
-        <w:gridCol w:w="1434"/>
-        <w:gridCol w:w="3960"/>
+        <w:gridCol w:w="5034"/>
+        <w:gridCol w:w="400"/>
+        <w:gridCol w:w="5032"/>
       </w:tblGrid>
       <w:tr>
         <w:trPr>
-          <w:trHeight w:val="294"/>
+          <w:trHeight w:val="828"/>
           <w:jc w:val="right"/>
         </w:trPr>
         <w:tc>
           <w:tcPr>
-            <w:tcW w:w="4506" w:type="dxa"/>
+            <w:tcW w:w="2405" w:type="pct"/>
+            <w:vAlign w:val="center"/>
+          </w:tcPr>
+          <w:p>
+            <w:pPr>
+              <w:bidi w:val="0"/>
+              <w:spacing w:after="0"/>
+              <w:jc w:val="center"/>
+              <w:rPr>
+                <w:rFonts w:asciiTheme="majorBidi" w:hAnsiTheme="majorBidi" w:cstheme="majorBidi"/>
+                <w:b/>
+                <w:bCs/>
+              </w:rPr>
+            </w:pPr>
+            <w:r>
+              <w:rPr>
+                <w:rFonts w:asciiTheme="majorBidi" w:hAnsiTheme="majorBidi" w:cstheme="majorBidi"/>
+                <w:b/>
+                <w:bCs/>
+              </w:rPr>
+              <w:t>{{sig2_title}} {{sig2_name}}</w:t>
+            </w:r>
+          </w:p>
+          <w:p>
+            <w:pPr>
+              <w:bidi w:val="0"/>
+              <w:spacing w:after="0"/>
+              <w:jc w:val="center"/>
+            </w:pPr>
+            <w:r>
+              <w:rPr>
+                <w:rFonts w:asciiTheme="majorBidi" w:hAnsiTheme="majorBidi" w:cstheme="majorBidi"/>
+              </w:rPr>
+              <w:t>{{sig2_resp}}</w:t>
+            </w:r>
+          </w:p>
+        </w:tc>
+        <w:tc>
+          <w:tcPr>
+            <w:tcW w:w="191" w:type="pct"/>
+            <w:vAlign w:val="center"/>
+          </w:tcPr>
+          <w:p>
+            <w:pPr>
+              <w:bidi w:val="0"/>
+              <w:spacing w:after="0" w:line="240" w:lineRule="auto"/>
+              <w:jc w:val="center"/>
+              <w:rPr>
+                <w:sz w:val="24"/>
+                <w:szCs w:val="24"/>
+                <w:rtl/>
+                <w:lang w:bidi="ar-IQ"/>
+              </w:rPr>
+            </w:pPr>
+          </w:p>
+        </w:tc>
+        <w:tc>
+          <w:tcPr>
+            <w:tcW w:w="2405" w:type="pct"/>
+            <w:vAlign w:val="center"/>
+          </w:tcPr>
+          <w:p>
+            <w:pPr>
+              <w:bidi w:val="0"/>
+              <w:spacing w:after="0"/>
+              <w:jc w:val="center"/>
+              <w:rPr>
+                <w:rFonts w:asciiTheme="majorBidi" w:hAnsiTheme="majorBidi" w:cstheme="majorBidi"/>
+                <w:b/>
+                <w:bCs/>
+              </w:rPr>
+            </w:pPr>
+            <w:r>
+              <w:rPr>
+                <w:rFonts w:asciiTheme="majorBidi" w:hAnsiTheme="majorBidi" w:cstheme="majorBidi"/>
+                <w:b/>
+                <w:bCs/>
+              </w:rPr>
+              <w:t>{{sig1_title}} {{sig1_name}}</w:t>
+            </w:r>
+          </w:p>
+          <w:p>
+            <w:pPr>
+              <w:bidi w:val="0"/>
+              <w:spacing w:after="0"/>
+              <w:jc w:val="center"/>
+            </w:pPr>
+            <w:r>
+              <w:rPr>
+                <w:rFonts w:asciiTheme="majorBidi" w:hAnsiTheme="majorBidi" w:cstheme="majorBidi"/>
+              </w:rPr>
+              <w:t>{{sig1_resp}}</w:t>
+            </w:r>
+          </w:p>
+        </w:tc>
+      </w:tr>
+      <w:tr>
+        <w:trPr>
+          <w:trHeight w:val="828"/>
+          <w:jc w:val="right"/>
+        </w:trPr>
+        <w:tc>
+          <w:tcPr>
+            <w:tcW w:w="2405" w:type="pct"/>
             <w:vAlign w:val="center"/>
           </w:tcPr>
           <w:p>
@@ -1313,23 +1549,11 @@
               <w:bidi w:val="0"/>
               <w:jc w:val="center"/>
             </w:pPr>
-            <w:r>
-              <w:t>{{sig3_title}} {{sig3_name}}</w:t>
-            </w:r>
-          </w:p>
-          <w:p>
-            <w:pPr>
-              <w:bidi w:val="0"/>
-              <w:jc w:val="center"/>
-            </w:pPr>
-            <w:r>
-              <w:t>{{sig3_resp}}</w:t>
-            </w:r>
           </w:p>
         </w:tc>
         <w:tc>
           <w:tcPr>
-            <w:tcW w:w="1434" w:type="dxa"/>
+            <w:tcW w:w="191" w:type="pct"/>
             <w:vAlign w:val="center"/>
           </w:tcPr>
           <w:p>
@@ -1348,7 +1572,7 @@
         </w:tc>
         <w:tc>
           <w:tcPr>
-            <w:tcW w:w="3960" w:type="dxa"/>
+            <w:tcW w:w="2405" w:type="pct"/>
             <w:vAlign w:val="center"/>
           </w:tcPr>
           <w:p>
@@ -1356,29 +1580,17 @@
               <w:bidi w:val="0"/>
               <w:jc w:val="center"/>
             </w:pPr>
-            <w:r>
-              <w:t>{{sig1_title}} {{sig1_name}}</w:t>
-            </w:r>
-          </w:p>
-          <w:p>
-            <w:pPr>
-              <w:bidi w:val="0"/>
-              <w:jc w:val="center"/>
-            </w:pPr>
-            <w:r>
-              <w:t>{{sig1_resp}}</w:t>
-            </w:r>
           </w:p>
         </w:tc>
       </w:tr>
       <w:tr>
         <w:trPr>
-          <w:trHeight w:val="1457"/>
+          <w:trHeight w:val="828"/>
           <w:jc w:val="right"/>
         </w:trPr>
         <w:tc>
           <w:tcPr>
-            <w:tcW w:w="4506" w:type="dxa"/>
+            <w:tcW w:w="2405" w:type="pct"/>
             <w:vAlign w:val="center"/>
           </w:tcPr>
           <w:p>
@@ -1386,23 +1598,11 @@
               <w:bidi w:val="0"/>
               <w:jc w:val="center"/>
             </w:pPr>
-            <w:r>
-              <w:t>{{sig4_title}} {{sig4_name}}</w:t>
-            </w:r>
-          </w:p>
-          <w:p>
-            <w:pPr>
-              <w:bidi w:val="0"/>
-              <w:jc w:val="center"/>
-            </w:pPr>
-            <w:r>
-              <w:t>{{sig4_resp}}</w:t>
-            </w:r>
           </w:p>
         </w:tc>
         <w:tc>
           <w:tcPr>
-            <w:tcW w:w="1434" w:type="dxa"/>
+            <w:tcW w:w="191" w:type="pct"/>
             <w:vAlign w:val="center"/>
           </w:tcPr>
           <w:p>
@@ -1418,6 +1618,73 @@
               </w:rPr>
             </w:pPr>
           </w:p>
+        </w:tc>
+        <w:tc>
+          <w:tcPr>
+            <w:tcW w:w="2405" w:type="pct"/>
+            <w:vAlign w:val="center"/>
+          </w:tcPr>
+          <w:p>
+            <w:pPr>
+              <w:bidi w:val="0"/>
+              <w:jc w:val="center"/>
+            </w:pPr>
+          </w:p>
+        </w:tc>
+      </w:tr>
+      <w:tr>
+        <w:trPr>
+          <w:trHeight w:val="828"/>
+          <w:jc w:val="right"/>
+        </w:trPr>
+        <w:tc>
+          <w:tcPr>
+            <w:tcW w:w="2405" w:type="pct"/>
+            <w:vAlign w:val="center"/>
+          </w:tcPr>
+          <w:p>
+            <w:pPr>
+              <w:bidi w:val="0"/>
+              <w:spacing w:after="0"/>
+              <w:jc w:val="center"/>
+              <w:rPr>
+                <w:rFonts w:asciiTheme="majorBidi" w:hAnsiTheme="majorBidi" w:cstheme="majorBidi"/>
+                <w:b/>
+                <w:bCs/>
+              </w:rPr>
+            </w:pPr>
+            <w:r>
+              <w:rPr>
+                <w:rFonts w:asciiTheme="majorBidi" w:hAnsiTheme="majorBidi" w:cstheme="majorBidi"/>
+                <w:b/>
+                <w:bCs/>
+              </w:rPr>
+              <w:lastRenderedPageBreak/>
+              <w:t>{{sig4_title}} {{sig4_name}}</w:t>
+            </w:r>
+          </w:p>
+          <w:p>
+            <w:pPr>
+              <w:bidi w:val="0"/>
+              <w:spacing w:after="0"/>
+              <w:jc w:val="center"/>
+              <w:rPr>
+                <w:rFonts w:asciiTheme="majorBidi" w:hAnsiTheme="majorBidi" w:cstheme="majorBidi"/>
+              </w:rPr>
+            </w:pPr>
+            <w:r>
+              <w:rPr>
+                <w:rFonts w:asciiTheme="majorBidi" w:hAnsiTheme="majorBidi" w:cstheme="majorBidi"/>
+              </w:rPr>
+              <w:t>{{sig4_resp}}</w:t>
+            </w:r>
+          </w:p>
+        </w:tc>
+        <w:tc>
+          <w:tcPr>
+            <w:tcW w:w="191" w:type="pct"/>
+            <w:vAlign w:val="center"/>
+          </w:tcPr>
           <w:p>
             <w:pPr>
               <w:bidi w:val="0"/>
@@ -1444,28 +1711,59 @@
               </w:rPr>
             </w:pPr>
           </w:p>
+          <w:p>
+            <w:pPr>
+              <w:bidi w:val="0"/>
+              <w:spacing w:after="0" w:line="240" w:lineRule="auto"/>
+              <w:jc w:val="center"/>
+              <w:rPr>
+                <w:sz w:val="24"/>
+                <w:szCs w:val="24"/>
+                <w:rtl/>
+                <w:lang w:bidi="ar-IQ"/>
+              </w:rPr>
+            </w:pPr>
+          </w:p>
         </w:tc>
         <w:tc>
           <w:tcPr>
-            <w:tcW w:w="3960" w:type="dxa"/>
+            <w:tcW w:w="2405" w:type="pct"/>
             <w:vAlign w:val="center"/>
           </w:tcPr>
           <w:p>
             <w:pPr>
               <w:bidi w:val="0"/>
+              <w:spacing w:after="0"/>
               <w:jc w:val="center"/>
+              <w:rPr>
+                <w:rFonts w:asciiTheme="majorBidi" w:hAnsiTheme="majorBidi" w:cstheme="majorBidi"/>
+                <w:b/>
+                <w:bCs/>
+              </w:rPr>
             </w:pPr>
             <w:r>
-              <w:t>{{sig2_title}} {{sig2_name}}</w:t>
+              <w:rPr>
+                <w:rFonts w:asciiTheme="majorBidi" w:hAnsiTheme="majorBidi" w:cstheme="majorBidi"/>
+                <w:b/>
+                <w:bCs/>
+              </w:rPr>
+              <w:t>{{sig3_title}} {{sig3_name}}</w:t>
             </w:r>
           </w:p>
           <w:p>
             <w:pPr>
               <w:bidi w:val="0"/>
+              <w:spacing w:after="0"/>
               <w:jc w:val="center"/>
+              <w:rPr>
+                <w:rFonts w:asciiTheme="majorBidi" w:hAnsiTheme="majorBidi" w:cstheme="majorBidi"/>
+              </w:rPr>
             </w:pPr>
             <w:r>
-              <w:t>{{sig2_resp}}</w:t>
+              <w:rPr>
+                <w:rFonts w:asciiTheme="majorBidi" w:hAnsiTheme="majorBidi" w:cstheme="majorBidi"/>
+              </w:rPr>
+              <w:t>{{sig3_resp}}</w:t>
             </w:r>
           </w:p>
         </w:tc>
@@ -1838,35 +2136,19 @@
       </w:pPr>
       <w:proofErr w:type="spellStart"/>
       <w:r>
-        <w:t>Postponement_and_Failure_</w:t>
-      </w:r>
-      <w:proofErr w:type="gramStart"/>
-      <w:r>
-        <w:t>Years</w:t>
+        <w:t>Postponement_and_Failure_Years</w:t>
       </w:r>
       <w:proofErr w:type="spellEnd"/>
       <w:r>
-        <w:t xml:space="preserve"> :</w:t>
-      </w:r>
-      <w:proofErr w:type="gramEnd"/>
-      <w:r>
-        <w:t xml:space="preserve"> {{</w:t>
+        <w:t xml:space="preserve"> : {{</w:t>
       </w:r>
       <w:proofErr w:type="spellStart"/>
       <w:r>
-        <w:t>Postponement_and_Failure_</w:t>
-      </w:r>
-      <w:proofErr w:type="gramStart"/>
-      <w:r>
-        <w:t>Years</w:t>
+        <w:t>Postponement_and_Failure_Years</w:t>
       </w:r>
       <w:proofErr w:type="spellEnd"/>
       <w:r>
-        <w:t xml:space="preserve"> }</w:t>
-      </w:r>
-      <w:proofErr w:type="gramEnd"/>
-      <w:r>
-        <w:t>}.</w:t>
+        <w:t xml:space="preserve"> }}.</w:t>
       </w:r>
     </w:p>
     <w:p>
@@ -1909,13 +2191,8 @@
         <w:t xml:space="preserve"> if </w:t>
       </w:r>
       <w:proofErr w:type="spellStart"/>
-      <w:proofErr w:type="gramStart"/>
-      <w:r>
-        <w:t>Passed</w:t>
-      </w:r>
-      <w:proofErr w:type="gramEnd"/>
-      <w:r>
-        <w:t>_ON</w:t>
+      <w:r>
+        <w:t>Passed_ON</w:t>
       </w:r>
       <w:proofErr w:type="spellEnd"/>
       <w:r>
@@ -1941,19 +2218,11 @@
       </w:pPr>
       <w:proofErr w:type="spellStart"/>
       <w:r>
-        <w:t>Subjects_Passed_with_Second_</w:t>
-      </w:r>
-      <w:proofErr w:type="gramStart"/>
-      <w:r>
-        <w:t>Trial</w:t>
+        <w:t>Subjects_Passed_with_Second_Trial</w:t>
       </w:r>
       <w:proofErr w:type="spellEnd"/>
       <w:r>
-        <w:t xml:space="preserve"> :</w:t>
-      </w:r>
-      <w:proofErr w:type="gramEnd"/>
-      <w:r>
-        <w:t xml:space="preserve"> {{</w:t>
+        <w:t xml:space="preserve"> : {{</w:t>
       </w:r>
       <w:proofErr w:type="spellStart"/>
       <w:r>

--- a/templets/semester - Temp - En - D - SBS.docx
+++ b/templets/semester - Temp - En - D - SBS.docx
@@ -176,15 +176,7 @@
               </w:rPr>
             </w:pPr>
             <w:r>
-              <w:t>Full Name: {{</w:t>
-            </w:r>
-            <w:proofErr w:type="spellStart"/>
-            <w:r>
-              <w:t>student_name</w:t>
-            </w:r>
-            <w:proofErr w:type="spellEnd"/>
-            <w:r>
-              <w:t>}}</w:t>
+              <w:t>Full Name: {{student_name}}</w:t>
             </w:r>
           </w:p>
         </w:tc>
@@ -291,15 +283,7 @@
               </w:rPr>
             </w:pPr>
             <w:r>
-              <w:t>Year of Entrance: {{</w:t>
-            </w:r>
-            <w:proofErr w:type="spellStart"/>
-            <w:r>
-              <w:t>admission_year</w:t>
-            </w:r>
-            <w:proofErr w:type="spellEnd"/>
-            <w:r>
-              <w:t>}}</w:t>
+              <w:t>Year of Entrance: {{admission_year}}</w:t>
             </w:r>
           </w:p>
         </w:tc>
@@ -321,15 +305,7 @@
               </w:rPr>
             </w:pPr>
             <w:r>
-              <w:t>Department: {{</w:t>
-            </w:r>
-            <w:proofErr w:type="spellStart"/>
-            <w:r>
-              <w:t>department_id</w:t>
-            </w:r>
-            <w:proofErr w:type="spellEnd"/>
-            <w:r>
-              <w:t>}}</w:t>
+              <w:t>Department: {{department_id}}</w:t>
             </w:r>
           </w:p>
         </w:tc>
@@ -395,15 +371,7 @@
               </w:rPr>
             </w:pPr>
             <w:r>
-              <w:t>Study: {{</w:t>
-            </w:r>
-            <w:proofErr w:type="spellStart"/>
-            <w:r>
-              <w:t>study_type</w:t>
-            </w:r>
-            <w:proofErr w:type="spellEnd"/>
-            <w:r>
-              <w:t>}}</w:t>
+              <w:t>Study: {{study_type}}</w:t>
             </w:r>
           </w:p>
         </w:tc>
@@ -428,15 +396,7 @@
               </w:rPr>
             </w:pPr>
             <w:r>
-              <w:t>Date of Graduation: {{</w:t>
-            </w:r>
-            <w:proofErr w:type="spellStart"/>
-            <w:r>
-              <w:t>graduation_date</w:t>
-            </w:r>
-            <w:proofErr w:type="spellEnd"/>
-            <w:r>
-              <w:t>}}</w:t>
+              <w:t>Date of Graduation: {{graduation_date}}</w:t>
             </w:r>
           </w:p>
         </w:tc>
@@ -458,21 +418,8 @@
                 <w:lang w:bidi="ar-IQ"/>
               </w:rPr>
             </w:pPr>
-            <w:proofErr w:type="gramStart"/>
             <w:r>
-              <w:t>Semester:{</w:t>
-            </w:r>
-            <w:proofErr w:type="gramEnd"/>
-            <w:r>
-              <w:t>{</w:t>
-            </w:r>
-            <w:proofErr w:type="spellStart"/>
-            <w:r>
-              <w:t>graduation_semester</w:t>
-            </w:r>
-            <w:proofErr w:type="spellEnd"/>
-            <w:r>
-              <w:t>}}</w:t>
+              <w:t>Semester:{{graduation_semester}}</w:t>
             </w:r>
           </w:p>
         </w:tc>
@@ -494,13 +441,8 @@
                 <w:lang w:bidi="ar-IQ"/>
               </w:rPr>
             </w:pPr>
-            <w:proofErr w:type="gramStart"/>
             <w:r>
-              <w:t>Average:{</w:t>
-            </w:r>
-            <w:proofErr w:type="gramEnd"/>
-            <w:r>
-              <w:t>{average}}</w:t>
+              <w:t>Average:{{average}}</w:t>
             </w:r>
           </w:p>
         </w:tc>
@@ -546,15 +488,7 @@
               <w:t>tr</w:t>
             </w:r>
             <w:r>
-              <w:t xml:space="preserve"> if </w:t>
-            </w:r>
-            <w:proofErr w:type="spellStart"/>
-            <w:r>
-              <w:t>sequence_ON</w:t>
-            </w:r>
-            <w:proofErr w:type="spellEnd"/>
-            <w:r>
-              <w:t xml:space="preserve"> %}</w:t>
+              <w:t xml:space="preserve"> if sequence_ON %}</w:t>
             </w:r>
           </w:p>
         </w:tc>
@@ -571,21 +505,8 @@
               <w:bidi w:val="0"/>
               <w:spacing w:after="0"/>
             </w:pPr>
-            <w:proofErr w:type="spellStart"/>
             <w:r>
-              <w:t>Sequence_of_Graduation</w:t>
-            </w:r>
-            <w:proofErr w:type="spellEnd"/>
-            <w:r>
-              <w:t>: {{</w:t>
-            </w:r>
-            <w:proofErr w:type="spellStart"/>
-            <w:r>
-              <w:t>Sequence_of_Graduation</w:t>
-            </w:r>
-            <w:proofErr w:type="spellEnd"/>
-            <w:r>
-              <w:t>}}</w:t>
+              <w:t>Sequence_of_Graduation: {{Sequence_of_Graduation}}</w:t>
             </w:r>
           </w:p>
         </w:tc>
@@ -607,15 +528,7 @@
               </w:rPr>
             </w:pPr>
             <w:r>
-              <w:t>Postgraduation No.: {{</w:t>
-            </w:r>
-            <w:proofErr w:type="spellStart"/>
-            <w:r>
-              <w:t>num_students</w:t>
-            </w:r>
-            <w:proofErr w:type="spellEnd"/>
-            <w:r>
-              <w:t>}}</w:t>
+              <w:t>Postgraduation No.: {{num_students}}</w:t>
             </w:r>
           </w:p>
         </w:tc>
@@ -631,21 +544,8 @@
               <w:bidi w:val="0"/>
               <w:spacing w:after="0"/>
             </w:pPr>
-            <w:proofErr w:type="spellStart"/>
             <w:r>
-              <w:t>Average_of_First_Student</w:t>
-            </w:r>
-            <w:proofErr w:type="spellEnd"/>
-            <w:r>
-              <w:t>: {{</w:t>
-            </w:r>
-            <w:proofErr w:type="spellStart"/>
-            <w:r>
-              <w:t>Average_of_First_Student</w:t>
-            </w:r>
-            <w:proofErr w:type="spellEnd"/>
-            <w:r>
-              <w:t>}}</w:t>
+              <w:t>Average_of_First_Student: {{Average_of_First_Student}}</w:t>
             </w:r>
           </w:p>
         </w:tc>
@@ -744,15 +644,7 @@
         <w:spacing w:line="240" w:lineRule="auto"/>
       </w:pPr>
       <w:r>
-        <w:t xml:space="preserve">{% for pair in </w:t>
-      </w:r>
-      <w:proofErr w:type="spellStart"/>
-      <w:r>
-        <w:t>paired_semesters</w:t>
-      </w:r>
-      <w:proofErr w:type="spellEnd"/>
-      <w:r>
-        <w:t xml:space="preserve"> %}</w:t>
+        <w:t>{% for pair in paired_semesters %}</w:t>
       </w:r>
     </w:p>
     <w:tbl>
@@ -776,6 +668,39 @@
         </w:trPr>
         <w:tc>
           <w:tcPr>
+            <w:tcW w:w="5000" w:type="pct"/>
+            <w:gridSpan w:val="6"/>
+          </w:tcPr>
+          <w:p>
+            <w:pPr>
+              <w:keepNext/>
+              <w:keepLines/>
+              <w:bidi w:val="0"/>
+              <w:spacing w:after="0"/>
+              <w:jc w:val="center"/>
+              <w:rPr>
+                <w:rFonts w:asciiTheme="majorBidi" w:hAnsiTheme="majorBidi" w:cstheme="majorBidi"/>
+                <w:sz w:val="18"/>
+                <w:szCs w:val="18"/>
+              </w:rPr>
+            </w:pPr>
+            <w:r>
+              <w:rPr>
+                <w:rFonts w:asciiTheme="majorBidi" w:hAnsiTheme="majorBidi" w:cstheme="majorBidi"/>
+                <w:sz w:val="18"/>
+                <w:szCs w:val="18"/>
+              </w:rPr>
+              <w:t>{{pair.year_label}}</w:t>
+            </w:r>
+          </w:p>
+        </w:tc>
+      </w:tr>
+      <w:tr>
+        <w:trPr>
+          <w:cantSplit/>
+        </w:trPr>
+        <w:tc>
+          <w:tcPr>
             <w:tcW w:w="2505" w:type="pct"/>
             <w:gridSpan w:val="3"/>
           </w:tcPr>
@@ -797,35 +722,7 @@
                 <w:sz w:val="18"/>
                 <w:szCs w:val="18"/>
               </w:rPr>
-              <w:t>{{</w:t>
-            </w:r>
-            <w:proofErr w:type="spellStart"/>
-            <w:proofErr w:type="gramStart"/>
-            <w:r>
-              <w:rPr>
-                <w:rFonts w:asciiTheme="majorBidi" w:hAnsiTheme="majorBidi" w:cstheme="majorBidi"/>
-                <w:sz w:val="18"/>
-                <w:szCs w:val="18"/>
-              </w:rPr>
-              <w:t>pair.left</w:t>
-            </w:r>
-            <w:proofErr w:type="gramEnd"/>
-            <w:r>
-              <w:rPr>
-                <w:rFonts w:asciiTheme="majorBidi" w:hAnsiTheme="majorBidi" w:cstheme="majorBidi"/>
-                <w:sz w:val="18"/>
-                <w:szCs w:val="18"/>
-              </w:rPr>
-              <w:t>_label</w:t>
-            </w:r>
-            <w:proofErr w:type="spellEnd"/>
-            <w:r>
-              <w:rPr>
-                <w:rFonts w:asciiTheme="majorBidi" w:hAnsiTheme="majorBidi" w:cstheme="majorBidi"/>
-                <w:sz w:val="18"/>
-                <w:szCs w:val="18"/>
-              </w:rPr>
-              <w:t>}}</w:t>
+              <w:t>{{pair.left_label}}</w:t>
             </w:r>
           </w:p>
         </w:tc>
@@ -852,35 +749,7 @@
                 <w:sz w:val="18"/>
                 <w:szCs w:val="18"/>
               </w:rPr>
-              <w:t>{{</w:t>
-            </w:r>
-            <w:proofErr w:type="spellStart"/>
-            <w:proofErr w:type="gramStart"/>
-            <w:r>
-              <w:rPr>
-                <w:rFonts w:asciiTheme="majorBidi" w:hAnsiTheme="majorBidi" w:cstheme="majorBidi"/>
-                <w:sz w:val="18"/>
-                <w:szCs w:val="18"/>
-              </w:rPr>
-              <w:t>pair.right</w:t>
-            </w:r>
-            <w:proofErr w:type="gramEnd"/>
-            <w:r>
-              <w:rPr>
-                <w:rFonts w:asciiTheme="majorBidi" w:hAnsiTheme="majorBidi" w:cstheme="majorBidi"/>
-                <w:sz w:val="18"/>
-                <w:szCs w:val="18"/>
-              </w:rPr>
-              <w:t>_label</w:t>
-            </w:r>
-            <w:proofErr w:type="spellEnd"/>
-            <w:r>
-              <w:rPr>
-                <w:rFonts w:asciiTheme="majorBidi" w:hAnsiTheme="majorBidi" w:cstheme="majorBidi"/>
-                <w:sz w:val="18"/>
-                <w:szCs w:val="18"/>
-              </w:rPr>
-              <w:t>}}</w:t>
+              <w:t>{{pair.right_label}}</w:t>
             </w:r>
           </w:p>
         </w:tc>
@@ -1073,27 +942,7 @@
                 <w:sz w:val="18"/>
                 <w:szCs w:val="18"/>
               </w:rPr>
-              <w:t xml:space="preserve">{%tr for row in </w:t>
-            </w:r>
-            <w:proofErr w:type="spellStart"/>
-            <w:proofErr w:type="gramStart"/>
-            <w:r>
-              <w:rPr>
-                <w:rFonts w:asciiTheme="majorBidi" w:hAnsiTheme="majorBidi" w:cstheme="majorBidi"/>
-                <w:sz w:val="18"/>
-                <w:szCs w:val="18"/>
-              </w:rPr>
-              <w:t>pair.rows</w:t>
-            </w:r>
-            <w:proofErr w:type="spellEnd"/>
-            <w:proofErr w:type="gramEnd"/>
-            <w:r>
-              <w:rPr>
-                <w:rFonts w:asciiTheme="majorBidi" w:hAnsiTheme="majorBidi" w:cstheme="majorBidi"/>
-                <w:sz w:val="18"/>
-                <w:szCs w:val="18"/>
-              </w:rPr>
-              <w:t xml:space="preserve"> %}</w:t>
+              <w:t>{%tr for row in pair.rows %}</w:t>
             </w:r>
           </w:p>
         </w:tc>
@@ -1124,35 +973,7 @@
                 <w:sz w:val="18"/>
                 <w:szCs w:val="18"/>
               </w:rPr>
-              <w:t>{{</w:t>
-            </w:r>
-            <w:proofErr w:type="spellStart"/>
-            <w:proofErr w:type="gramStart"/>
-            <w:r>
-              <w:rPr>
-                <w:rFonts w:asciiTheme="majorBidi" w:hAnsiTheme="majorBidi" w:cstheme="majorBidi"/>
-                <w:sz w:val="18"/>
-                <w:szCs w:val="18"/>
-              </w:rPr>
-              <w:t>row.left</w:t>
-            </w:r>
-            <w:proofErr w:type="gramEnd"/>
-            <w:r>
-              <w:rPr>
-                <w:rFonts w:asciiTheme="majorBidi" w:hAnsiTheme="majorBidi" w:cstheme="majorBidi"/>
-                <w:sz w:val="18"/>
-                <w:szCs w:val="18"/>
-              </w:rPr>
-              <w:t>_subj</w:t>
-            </w:r>
-            <w:proofErr w:type="spellEnd"/>
-            <w:r>
-              <w:rPr>
-                <w:rFonts w:asciiTheme="majorBidi" w:hAnsiTheme="majorBidi" w:cstheme="majorBidi"/>
-                <w:sz w:val="18"/>
-                <w:szCs w:val="18"/>
-              </w:rPr>
-              <w:t>}}</w:t>
+              <w:t>{{row.left_subj}}</w:t>
             </w:r>
           </w:p>
         </w:tc>
@@ -1178,35 +999,7 @@
                 <w:sz w:val="18"/>
                 <w:szCs w:val="18"/>
               </w:rPr>
-              <w:t>{{</w:t>
-            </w:r>
-            <w:proofErr w:type="spellStart"/>
-            <w:proofErr w:type="gramStart"/>
-            <w:r>
-              <w:rPr>
-                <w:rFonts w:asciiTheme="majorBidi" w:hAnsiTheme="majorBidi" w:cstheme="majorBidi"/>
-                <w:sz w:val="18"/>
-                <w:szCs w:val="18"/>
-              </w:rPr>
-              <w:t>row.left</w:t>
-            </w:r>
-            <w:proofErr w:type="gramEnd"/>
-            <w:r>
-              <w:rPr>
-                <w:rFonts w:asciiTheme="majorBidi" w:hAnsiTheme="majorBidi" w:cstheme="majorBidi"/>
-                <w:sz w:val="18"/>
-                <w:szCs w:val="18"/>
-              </w:rPr>
-              <w:t>_mark</w:t>
-            </w:r>
-            <w:proofErr w:type="spellEnd"/>
-            <w:r>
-              <w:rPr>
-                <w:rFonts w:asciiTheme="majorBidi" w:hAnsiTheme="majorBidi" w:cstheme="majorBidi"/>
-                <w:sz w:val="18"/>
-                <w:szCs w:val="18"/>
-              </w:rPr>
-              <w:t>}}</w:t>
+              <w:t>{{row.left_mark}}</w:t>
             </w:r>
           </w:p>
         </w:tc>
@@ -1232,35 +1025,7 @@
                 <w:sz w:val="18"/>
                 <w:szCs w:val="18"/>
               </w:rPr>
-              <w:t>{{</w:t>
-            </w:r>
-            <w:proofErr w:type="spellStart"/>
-            <w:proofErr w:type="gramStart"/>
-            <w:r>
-              <w:rPr>
-                <w:rFonts w:asciiTheme="majorBidi" w:hAnsiTheme="majorBidi" w:cstheme="majorBidi"/>
-                <w:sz w:val="18"/>
-                <w:szCs w:val="18"/>
-              </w:rPr>
-              <w:t>row.left</w:t>
-            </w:r>
-            <w:proofErr w:type="gramEnd"/>
-            <w:r>
-              <w:rPr>
-                <w:rFonts w:asciiTheme="majorBidi" w:hAnsiTheme="majorBidi" w:cstheme="majorBidi"/>
-                <w:sz w:val="18"/>
-                <w:szCs w:val="18"/>
-              </w:rPr>
-              <w:t>_unit</w:t>
-            </w:r>
-            <w:proofErr w:type="spellEnd"/>
-            <w:r>
-              <w:rPr>
-                <w:rFonts w:asciiTheme="majorBidi" w:hAnsiTheme="majorBidi" w:cstheme="majorBidi"/>
-                <w:sz w:val="18"/>
-                <w:szCs w:val="18"/>
-              </w:rPr>
-              <w:t>}}</w:t>
+              <w:t>{{row.left_unit}}</w:t>
             </w:r>
           </w:p>
         </w:tc>
@@ -1286,35 +1051,7 @@
                 <w:sz w:val="18"/>
                 <w:szCs w:val="18"/>
               </w:rPr>
-              <w:t>{{</w:t>
-            </w:r>
-            <w:proofErr w:type="spellStart"/>
-            <w:proofErr w:type="gramStart"/>
-            <w:r>
-              <w:rPr>
-                <w:rFonts w:asciiTheme="majorBidi" w:hAnsiTheme="majorBidi" w:cstheme="majorBidi"/>
-                <w:sz w:val="18"/>
-                <w:szCs w:val="18"/>
-              </w:rPr>
-              <w:t>row.right</w:t>
-            </w:r>
-            <w:proofErr w:type="gramEnd"/>
-            <w:r>
-              <w:rPr>
-                <w:rFonts w:asciiTheme="majorBidi" w:hAnsiTheme="majorBidi" w:cstheme="majorBidi"/>
-                <w:sz w:val="18"/>
-                <w:szCs w:val="18"/>
-              </w:rPr>
-              <w:t>_subj</w:t>
-            </w:r>
-            <w:proofErr w:type="spellEnd"/>
-            <w:r>
-              <w:rPr>
-                <w:rFonts w:asciiTheme="majorBidi" w:hAnsiTheme="majorBidi" w:cstheme="majorBidi"/>
-                <w:sz w:val="18"/>
-                <w:szCs w:val="18"/>
-              </w:rPr>
-              <w:t>}}</w:t>
+              <w:t>{{row.right_subj}}</w:t>
             </w:r>
           </w:p>
         </w:tc>
@@ -1340,35 +1077,7 @@
                 <w:sz w:val="18"/>
                 <w:szCs w:val="18"/>
               </w:rPr>
-              <w:t>{{</w:t>
-            </w:r>
-            <w:proofErr w:type="spellStart"/>
-            <w:proofErr w:type="gramStart"/>
-            <w:r>
-              <w:rPr>
-                <w:rFonts w:asciiTheme="majorBidi" w:hAnsiTheme="majorBidi" w:cstheme="majorBidi"/>
-                <w:sz w:val="18"/>
-                <w:szCs w:val="18"/>
-              </w:rPr>
-              <w:t>row.right</w:t>
-            </w:r>
-            <w:proofErr w:type="gramEnd"/>
-            <w:r>
-              <w:rPr>
-                <w:rFonts w:asciiTheme="majorBidi" w:hAnsiTheme="majorBidi" w:cstheme="majorBidi"/>
-                <w:sz w:val="18"/>
-                <w:szCs w:val="18"/>
-              </w:rPr>
-              <w:t>_mark</w:t>
-            </w:r>
-            <w:proofErr w:type="spellEnd"/>
-            <w:r>
-              <w:rPr>
-                <w:rFonts w:asciiTheme="majorBidi" w:hAnsiTheme="majorBidi" w:cstheme="majorBidi"/>
-                <w:sz w:val="18"/>
-                <w:szCs w:val="18"/>
-              </w:rPr>
-              <w:t>}}</w:t>
+              <w:t>{{row.right_mark}}</w:t>
             </w:r>
           </w:p>
         </w:tc>
@@ -1394,35 +1103,7 @@
                 <w:sz w:val="18"/>
                 <w:szCs w:val="18"/>
               </w:rPr>
-              <w:t>{{</w:t>
-            </w:r>
-            <w:proofErr w:type="spellStart"/>
-            <w:proofErr w:type="gramStart"/>
-            <w:r>
-              <w:rPr>
-                <w:rFonts w:asciiTheme="majorBidi" w:hAnsiTheme="majorBidi" w:cstheme="majorBidi"/>
-                <w:sz w:val="18"/>
-                <w:szCs w:val="18"/>
-              </w:rPr>
-              <w:t>row.right</w:t>
-            </w:r>
-            <w:proofErr w:type="gramEnd"/>
-            <w:r>
-              <w:rPr>
-                <w:rFonts w:asciiTheme="majorBidi" w:hAnsiTheme="majorBidi" w:cstheme="majorBidi"/>
-                <w:sz w:val="18"/>
-                <w:szCs w:val="18"/>
-              </w:rPr>
-              <w:t>_unit</w:t>
-            </w:r>
-            <w:proofErr w:type="spellEnd"/>
-            <w:r>
-              <w:rPr>
-                <w:rFonts w:asciiTheme="majorBidi" w:hAnsiTheme="majorBidi" w:cstheme="majorBidi"/>
-                <w:sz w:val="18"/>
-                <w:szCs w:val="18"/>
-              </w:rPr>
-              <w:t>}}</w:t>
+              <w:t>{{row.right_unit}}</w:t>
             </w:r>
           </w:p>
         </w:tc>
@@ -1454,25 +1135,7 @@
                 <w:sz w:val="18"/>
                 <w:szCs w:val="18"/>
               </w:rPr>
-              <w:t xml:space="preserve">{%tr </w:t>
-            </w:r>
-            <w:proofErr w:type="spellStart"/>
-            <w:r>
-              <w:rPr>
-                <w:rFonts w:asciiTheme="majorBidi" w:hAnsiTheme="majorBidi" w:cstheme="majorBidi"/>
-                <w:sz w:val="18"/>
-                <w:szCs w:val="18"/>
-              </w:rPr>
-              <w:t>endfor</w:t>
-            </w:r>
-            <w:proofErr w:type="spellEnd"/>
-            <w:r>
-              <w:rPr>
-                <w:rFonts w:asciiTheme="majorBidi" w:hAnsiTheme="majorBidi" w:cstheme="majorBidi"/>
-                <w:sz w:val="18"/>
-                <w:szCs w:val="18"/>
-              </w:rPr>
-              <w:t xml:space="preserve"> %}</w:t>
+              <w:t>{%tr endfor %}</w:t>
             </w:r>
           </w:p>
         </w:tc>
@@ -1486,15 +1149,7 @@
         <w:spacing w:line="240" w:lineRule="auto"/>
       </w:pPr>
       <w:r>
-        <w:t xml:space="preserve">{% </w:t>
-      </w:r>
-      <w:proofErr w:type="spellStart"/>
-      <w:r>
-        <w:t>endfor</w:t>
-      </w:r>
-      <w:proofErr w:type="spellEnd"/>
-      <w:r>
-        <w:t xml:space="preserve"> %}</w:t>
+        <w:t>{% endfor %}</w:t>
       </w:r>
     </w:p>
     <w:p>
@@ -1874,21 +1529,7 @@
           <w:rFonts w:asciiTheme="minorBidi" w:hAnsiTheme="minorBidi" w:cstheme="minorBidi"/>
         </w:rPr>
         <w:lastRenderedPageBreak/>
-        <w:t>{{</w:t>
-      </w:r>
-      <w:proofErr w:type="spellStart"/>
-      <w:r>
-        <w:rPr>
-          <w:rFonts w:asciiTheme="minorBidi" w:hAnsiTheme="minorBidi" w:cstheme="minorBidi"/>
-        </w:rPr>
-        <w:t>Back_page</w:t>
-      </w:r>
-      <w:proofErr w:type="spellEnd"/>
-      <w:r>
-        <w:rPr>
-          <w:rFonts w:asciiTheme="minorBidi" w:hAnsiTheme="minorBidi" w:cstheme="minorBidi"/>
-        </w:rPr>
-        <w:t>}}</w:t>
+        <w:t>{{Back_page}}</w:t>
       </w:r>
     </w:p>
     <w:p>
@@ -2051,21 +1692,7 @@
         <w:rPr>
           <w:rFonts w:asciiTheme="minorBidi" w:hAnsiTheme="minorBidi" w:cstheme="minorBidi"/>
         </w:rPr>
-        <w:t xml:space="preserve">{%p if </w:t>
-      </w:r>
-      <w:proofErr w:type="spellStart"/>
-      <w:r>
-        <w:rPr>
-          <w:rFonts w:asciiTheme="minorBidi" w:hAnsiTheme="minorBidi" w:cstheme="minorBidi"/>
-        </w:rPr>
-        <w:t>Summer_ON</w:t>
-      </w:r>
-      <w:proofErr w:type="spellEnd"/>
-      <w:r>
-        <w:rPr>
-          <w:rFonts w:asciiTheme="minorBidi" w:hAnsiTheme="minorBidi" w:cstheme="minorBidi"/>
-        </w:rPr>
-        <w:t xml:space="preserve"> %}</w:t>
+        <w:t>{%p if Summer_ON %}</w:t>
       </w:r>
     </w:p>
     <w:p>
@@ -2084,21 +1711,7 @@
         <w:rPr>
           <w:rFonts w:asciiTheme="minorBidi" w:hAnsiTheme="minorBidi" w:cstheme="minorBidi"/>
         </w:rPr>
-        <w:t>Summer Training: The student completed the requirement of summer training in the academic year {{</w:t>
-      </w:r>
-      <w:proofErr w:type="spellStart"/>
-      <w:r>
-        <w:rPr>
-          <w:rFonts w:asciiTheme="minorBidi" w:hAnsiTheme="minorBidi" w:cstheme="minorBidi"/>
-        </w:rPr>
-        <w:t>Summer_Training_year</w:t>
-      </w:r>
-      <w:proofErr w:type="spellEnd"/>
-      <w:r>
-        <w:rPr>
-          <w:rFonts w:asciiTheme="minorBidi" w:hAnsiTheme="minorBidi" w:cstheme="minorBidi"/>
-        </w:rPr>
-        <w:t>}}.</w:t>
+        <w:t>Summer Training: The student completed the requirement of summer training in the academic year {{Summer_Training_year}}.</w:t>
       </w:r>
     </w:p>
     <w:p>
@@ -2135,35 +1748,7 @@
         <w:rPr>
           <w:rFonts w:asciiTheme="minorBidi" w:hAnsiTheme="minorBidi" w:cstheme="minorBidi"/>
         </w:rPr>
-        <w:t>The University order No: {{</w:t>
-      </w:r>
-      <w:proofErr w:type="spellStart"/>
-      <w:r>
-        <w:rPr>
-          <w:rFonts w:asciiTheme="minorBidi" w:hAnsiTheme="minorBidi" w:cstheme="minorBidi"/>
-        </w:rPr>
-        <w:t>order_number</w:t>
-      </w:r>
-      <w:proofErr w:type="spellEnd"/>
-      <w:r>
-        <w:rPr>
-          <w:rFonts w:asciiTheme="minorBidi" w:hAnsiTheme="minorBidi" w:cstheme="minorBidi"/>
-        </w:rPr>
-        <w:t>}} in {{</w:t>
-      </w:r>
-      <w:proofErr w:type="spellStart"/>
-      <w:r>
-        <w:rPr>
-          <w:rFonts w:asciiTheme="minorBidi" w:hAnsiTheme="minorBidi" w:cstheme="minorBidi"/>
-        </w:rPr>
-        <w:t>order_date</w:t>
-      </w:r>
-      <w:proofErr w:type="spellEnd"/>
-      <w:r>
-        <w:rPr>
-          <w:rFonts w:asciiTheme="minorBidi" w:hAnsiTheme="minorBidi" w:cstheme="minorBidi"/>
-        </w:rPr>
-        <w:t>}}</w:t>
+        <w:t>The University order No: {{order_number}} in {{order_date}}</w:t>
       </w:r>
     </w:p>
     <w:p>
@@ -2338,21 +1923,7 @@
         <w:rPr>
           <w:rFonts w:asciiTheme="minorBidi" w:hAnsiTheme="minorBidi" w:cstheme="minorBidi"/>
         </w:rPr>
-        <w:t xml:space="preserve">{%p if </w:t>
-      </w:r>
-      <w:proofErr w:type="spellStart"/>
-      <w:r>
-        <w:rPr>
-          <w:rFonts w:asciiTheme="minorBidi" w:hAnsiTheme="minorBidi" w:cstheme="minorBidi"/>
-        </w:rPr>
-        <w:t>Failure_ON</w:t>
-      </w:r>
-      <w:proofErr w:type="spellEnd"/>
-      <w:r>
-        <w:rPr>
-          <w:rFonts w:asciiTheme="minorBidi" w:hAnsiTheme="minorBidi" w:cstheme="minorBidi"/>
-        </w:rPr>
-        <w:t xml:space="preserve"> %}</w:t>
+        <w:t>{%p if Failure_ON %}</w:t>
       </w:r>
     </w:p>
     <w:p>
@@ -2370,61 +1941,11 @@
           <w:lang w:bidi="ar-IQ"/>
         </w:rPr>
       </w:pPr>
-      <w:proofErr w:type="spellStart"/>
       <w:r>
         <w:rPr>
           <w:rFonts w:asciiTheme="minorBidi" w:hAnsiTheme="minorBidi" w:cstheme="minorBidi"/>
         </w:rPr>
-        <w:t>Postponement_and_Failure_</w:t>
-      </w:r>
-      <w:proofErr w:type="gramStart"/>
-      <w:r>
-        <w:rPr>
-          <w:rFonts w:asciiTheme="minorBidi" w:hAnsiTheme="minorBidi" w:cstheme="minorBidi"/>
-        </w:rPr>
-        <w:t>Years</w:t>
-      </w:r>
-      <w:proofErr w:type="spellEnd"/>
-      <w:r>
-        <w:rPr>
-          <w:rFonts w:asciiTheme="minorBidi" w:hAnsiTheme="minorBidi" w:cstheme="minorBidi"/>
-        </w:rPr>
-        <w:t xml:space="preserve"> :</w:t>
-      </w:r>
-      <w:proofErr w:type="gramEnd"/>
-      <w:r>
-        <w:rPr>
-          <w:rFonts w:asciiTheme="minorBidi" w:hAnsiTheme="minorBidi" w:cstheme="minorBidi"/>
-        </w:rPr>
-        <w:t xml:space="preserve"> {{</w:t>
-      </w:r>
-      <w:proofErr w:type="spellStart"/>
-      <w:r>
-        <w:rPr>
-          <w:rFonts w:asciiTheme="minorBidi" w:hAnsiTheme="minorBidi" w:cstheme="minorBidi"/>
-        </w:rPr>
-        <w:t>Postponement_and_Failure_</w:t>
-      </w:r>
-      <w:proofErr w:type="gramStart"/>
-      <w:r>
-        <w:rPr>
-          <w:rFonts w:asciiTheme="minorBidi" w:hAnsiTheme="minorBidi" w:cstheme="minorBidi"/>
-        </w:rPr>
-        <w:t>Years</w:t>
-      </w:r>
-      <w:proofErr w:type="spellEnd"/>
-      <w:r>
-        <w:rPr>
-          <w:rFonts w:asciiTheme="minorBidi" w:hAnsiTheme="minorBidi" w:cstheme="minorBidi"/>
-        </w:rPr>
-        <w:t xml:space="preserve"> }</w:t>
-      </w:r>
-      <w:proofErr w:type="gramEnd"/>
-      <w:r>
-        <w:rPr>
-          <w:rFonts w:asciiTheme="minorBidi" w:hAnsiTheme="minorBidi" w:cstheme="minorBidi"/>
-        </w:rPr>
-        <w:t>}.</w:t>
+        <w:t>Postponement_and_Failure_Years : {{Postponement_and_Failure_Years }}.</w:t>
       </w:r>
     </w:p>
     <w:p>
@@ -2484,24 +2005,8 @@
         <w:rPr>
           <w:rFonts w:asciiTheme="minorBidi" w:hAnsiTheme="minorBidi" w:cstheme="minorBidi"/>
         </w:rPr>
-        <w:t xml:space="preserve"> if </w:t>
+        <w:t xml:space="preserve"> if Passed_ON</w:t>
       </w:r>
-      <w:proofErr w:type="spellStart"/>
-      <w:proofErr w:type="gramStart"/>
-      <w:r>
-        <w:rPr>
-          <w:rFonts w:asciiTheme="minorBidi" w:hAnsiTheme="minorBidi" w:cstheme="minorBidi"/>
-        </w:rPr>
-        <w:t>Passed</w:t>
-      </w:r>
-      <w:proofErr w:type="gramEnd"/>
-      <w:r>
-        <w:rPr>
-          <w:rFonts w:asciiTheme="minorBidi" w:hAnsiTheme="minorBidi" w:cstheme="minorBidi"/>
-        </w:rPr>
-        <w:t>_ON</w:t>
-      </w:r>
-      <w:proofErr w:type="spellEnd"/>
       <w:r>
         <w:rPr>
           <w:rFonts w:asciiTheme="minorBidi" w:hAnsiTheme="minorBidi" w:cstheme="minorBidi"/>
@@ -2530,47 +2035,11 @@
           <w:lang w:bidi="ar-IQ"/>
         </w:rPr>
       </w:pPr>
-      <w:proofErr w:type="spellStart"/>
       <w:r>
         <w:rPr>
           <w:rFonts w:asciiTheme="minorBidi" w:hAnsiTheme="minorBidi" w:cstheme="minorBidi"/>
         </w:rPr>
-        <w:t>Subjects_Passed_with_Second_</w:t>
-      </w:r>
-      <w:proofErr w:type="gramStart"/>
-      <w:r>
-        <w:rPr>
-          <w:rFonts w:asciiTheme="minorBidi" w:hAnsiTheme="minorBidi" w:cstheme="minorBidi"/>
-        </w:rPr>
-        <w:t>Trial</w:t>
-      </w:r>
-      <w:proofErr w:type="spellEnd"/>
-      <w:r>
-        <w:rPr>
-          <w:rFonts w:asciiTheme="minorBidi" w:hAnsiTheme="minorBidi" w:cstheme="minorBidi"/>
-        </w:rPr>
-        <w:t xml:space="preserve"> :</w:t>
-      </w:r>
-      <w:proofErr w:type="gramEnd"/>
-      <w:r>
-        <w:rPr>
-          <w:rFonts w:asciiTheme="minorBidi" w:hAnsiTheme="minorBidi" w:cstheme="minorBidi"/>
-        </w:rPr>
-        <w:t xml:space="preserve"> {{</w:t>
-      </w:r>
-      <w:proofErr w:type="spellStart"/>
-      <w:r>
-        <w:rPr>
-          <w:rFonts w:asciiTheme="minorBidi" w:hAnsiTheme="minorBidi" w:cstheme="minorBidi"/>
-        </w:rPr>
-        <w:t>Subjects_Passed_with_Second_Trial</w:t>
-      </w:r>
-      <w:proofErr w:type="spellEnd"/>
-      <w:r>
-        <w:rPr>
-          <w:rFonts w:asciiTheme="minorBidi" w:hAnsiTheme="minorBidi" w:cstheme="minorBidi"/>
-        </w:rPr>
-        <w:t>}}.</w:t>
+        <w:t>Subjects_Passed_with_Second_Trial : {{Subjects_Passed_with_Second_Trial}}.</w:t>
       </w:r>
     </w:p>
     <w:p>
@@ -2634,35 +2103,7 @@
         <w:rPr>
           <w:rFonts w:asciiTheme="minorBidi" w:hAnsiTheme="minorBidi" w:cstheme="minorBidi"/>
         </w:rPr>
-        <w:t xml:space="preserve">The Medium </w:t>
-      </w:r>
-      <w:proofErr w:type="gramStart"/>
-      <w:r>
-        <w:rPr>
-          <w:rFonts w:asciiTheme="minorBidi" w:hAnsiTheme="minorBidi" w:cstheme="minorBidi"/>
-        </w:rPr>
-        <w:t>Of</w:t>
-      </w:r>
-      <w:proofErr w:type="gramEnd"/>
-      <w:r>
-        <w:rPr>
-          <w:rFonts w:asciiTheme="minorBidi" w:hAnsiTheme="minorBidi" w:cstheme="minorBidi"/>
-        </w:rPr>
-        <w:t xml:space="preserve"> Instruction During </w:t>
-      </w:r>
-      <w:proofErr w:type="gramStart"/>
-      <w:r>
-        <w:rPr>
-          <w:rFonts w:asciiTheme="minorBidi" w:hAnsiTheme="minorBidi" w:cstheme="minorBidi"/>
-        </w:rPr>
-        <w:t>The</w:t>
-      </w:r>
-      <w:proofErr w:type="gramEnd"/>
-      <w:r>
-        <w:rPr>
-          <w:rFonts w:asciiTheme="minorBidi" w:hAnsiTheme="minorBidi" w:cstheme="minorBidi"/>
-        </w:rPr>
-        <w:t xml:space="preserve"> Entire Was English.</w:t>
+        <w:t>The Medium Of Instruction During The Entire Was English.</w:t>
       </w:r>
     </w:p>
     <w:p>
@@ -2685,21 +2126,7 @@
         <w:rPr>
           <w:rFonts w:asciiTheme="minorBidi" w:hAnsiTheme="minorBidi" w:cstheme="minorBidi"/>
         </w:rPr>
-        <w:t xml:space="preserve">The Certificate is Free </w:t>
-      </w:r>
-      <w:proofErr w:type="gramStart"/>
-      <w:r>
-        <w:rPr>
-          <w:rFonts w:asciiTheme="minorBidi" w:hAnsiTheme="minorBidi" w:cstheme="minorBidi"/>
-        </w:rPr>
-        <w:t>From</w:t>
-      </w:r>
-      <w:proofErr w:type="gramEnd"/>
-      <w:r>
-        <w:rPr>
-          <w:rFonts w:asciiTheme="minorBidi" w:hAnsiTheme="minorBidi" w:cstheme="minorBidi"/>
-        </w:rPr>
-        <w:t xml:space="preserve"> Scratches and Corrections.</w:t>
+        <w:t>The Certificate is Free From Scratches and Corrections.</w:t>
       </w:r>
     </w:p>
     <w:p>
